--- a/index.docx
+++ b/index.docx
@@ -55,7 +55,7 @@
         <w:pStyle w:val="Date"/>
       </w:pPr>
       <w:r>
-        <w:t xml:space="preserve">2025-12-19</w:t>
+        <w:t xml:space="preserve">2026-01-27</w:t>
       </w:r>
     </w:p>
     <w:p>

--- a/index.docx
+++ b/index.docx
@@ -55,7 +55,7 @@
         <w:pStyle w:val="Date"/>
       </w:pPr>
       <w:r>
-        <w:t xml:space="preserve">2026-01-27</w:t>
+        <w:t xml:space="preserve">2026-03-12</w:t>
       </w:r>
     </w:p>
     <w:p>
@@ -79,7 +79,7 @@
         <w:pStyle w:val="FirstParagraph"/>
       </w:pPr>
       <w:r>
-        <w:t xml:space="preserve">Some random text.</w:t>
+        <w:t xml:space="preserve"># Introduction</w:t>
       </w:r>
     </w:p>
     <w:p>
@@ -87,13 +87,19 @@
         <w:pStyle w:val="BodyText"/>
       </w:pPr>
       <w:r>
-        <w:t xml:space="preserve">A reference…</w:t>
+        <w:t xml:space="preserve">The Niche Model Hegemony: Establish how the Niche Model (and its topological derivatives like the Cascade model) has historically served as the</w:t>
       </w:r>
       <w:r>
         <w:t xml:space="preserve"> </w:t>
       </w:r>
       <w:r>
-        <w:t xml:space="preserve">(Poisot et al., 2015)</w:t>
+        <w:t xml:space="preserve">“structural prior”</w:t>
+      </w:r>
+      <w:r>
+        <w:t xml:space="preserve"> </w:t>
+      </w:r>
+      <w:r>
+        <w:t xml:space="preserve">or template for most network theory.</w:t>
       </w:r>
     </w:p>
     <w:p>
@@ -101,26 +107,725 @@
         <w:pStyle w:val="BodyText"/>
       </w:pPr>
       <w:r>
-        <w:t xml:space="preserve">Blah Blah Blah… stuff</w:t>
-      </w:r>
-    </w:p>
-    <w:bookmarkStart w:id="23" w:name="references"/>
+        <w:t xml:space="preserve">The Philosophy Gap: Contrast structural/topological models (which prioritise species-agnostic link distributions) with</w:t>
+      </w:r>
+      <w:r>
+        <w:t xml:space="preserve"> </w:t>
+      </w:r>
+      <w:r>
+        <w:t xml:space="preserve">“realised/dynamic”</w:t>
+      </w:r>
+      <w:r>
+        <w:t xml:space="preserve"> </w:t>
+      </w:r>
+      <w:r>
+        <w:t xml:space="preserve">models like ATN and ADBM (which prioritise biological mechanisms like bioenergetics and optimal foraging).</w:t>
+      </w:r>
+    </w:p>
+    <w:p>
+      <w:pPr>
+        <w:pStyle w:val="BodyText"/>
+      </w:pPr>
+      <w:r>
+        <w:t xml:space="preserve">The Research Question: Do these different philosophical starting points (mechanical vs. statistical) lead to the same conclusions about community stability, or does the choice of</w:t>
+      </w:r>
+      <w:r>
+        <w:t xml:space="preserve"> </w:t>
+      </w:r>
+      <w:r>
+        <w:t xml:space="preserve">“template”</w:t>
+      </w:r>
+      <w:r>
+        <w:t xml:space="preserve"> </w:t>
+      </w:r>
+      <w:r>
+        <w:t xml:space="preserve">fundamentally bias our understanding of extinction dynamics?.</w:t>
+      </w:r>
+    </w:p>
+    <w:bookmarkStart w:id="22" w:name="methods"/>
     <w:p>
       <w:pPr>
         <w:pStyle w:val="Heading1"/>
       </w:pPr>
       <w:r>
+        <w:t xml:space="preserve">1. Methods</w:t>
+      </w:r>
+    </w:p>
+    <w:bookmarkStart w:id="21" w:name="model-selection-and-implementation"/>
+    <w:p>
+      <w:pPr>
+        <w:pStyle w:val="Heading2"/>
+      </w:pPr>
+      <w:r>
+        <w:t xml:space="preserve">1.1 Model Selection and Implementation</w:t>
+      </w:r>
+    </w:p>
+    <w:p>
+      <w:pPr>
+        <w:pStyle w:val="FirstParagraph"/>
+      </w:pPr>
+      <w:r>
+        <w:t xml:space="preserve">Describe the seven model classes - Structural: Niche, Cascade, MaxEnt (Topological templates) vs realised/dynamic: ATN (mechanical/allometric), ADBM (energetic/optimal foraging), and Latent Trait (statistical/allometric)</w:t>
+      </w:r>
+    </w:p>
+    <w:tbl>
+      <w:tblPr>
+        <w:tblStyle w:val="Table"/>
+        <w:tblW w:type="pct" w:w="5000"/>
+        <w:tblLayout w:type="fixed"/>
+        <w:tblLook w:firstRow="0" w:lastRow="0" w:firstColumn="0" w:lastColumn="0" w:noHBand="0" w:noVBand="0" w:val="0000"/>
+      </w:tblPr>
+      <w:tblGrid>
+        <w:gridCol w:w="7920"/>
+      </w:tblGrid>
+      <w:tr>
+        <w:tc>
+          <w:tcPr/>
+          <w:bookmarkStart w:id="20" w:name="tbl-models"/>
+          <w:p>
+            <w:pPr>
+              <w:jc w:val="center"/>
+            </w:pPr>
+            <w:pPr>
+              <w:jc w:val="left"/>
+              <w:spacing w:before="200"/>
+              <w:pStyle w:val="ImageCaption"/>
+            </w:pPr>
+            <w:r>
+              <w:t xml:space="preserve">Table 1: Summary of food web models used in this study. Structural models (Niche, Cascade, MaxEnt) generate network topology based on abstract or statistical rules, while realised/dynamic models (ADBM, ATN, Latent trait) incorporate species-specific traits and biological mechanisms to predict interactions. For each model, we list the main inputs and the key assumptions that govern link formation.</w:t>
+            </w:r>
+          </w:p>
+          <w:tbl>
+            <w:tblPr>
+              <w:tblStyle w:val="Table"/>
+              <w:tblW w:type="pct" w:w="5000"/>
+              <w:tblLayout w:type="fixed"/>
+              <w:tblLook w:firstRow="1" w:lastRow="0" w:firstColumn="0" w:lastColumn="0" w:noHBand="0" w:noVBand="0" w:val="0020"/>
+            </w:tblPr>
+            <w:tblGrid>
+              <w:gridCol w:w="1627"/>
+              <w:gridCol w:w="1627"/>
+              <w:gridCol w:w="1952"/>
+              <w:gridCol w:w="2712"/>
+            </w:tblGrid>
+            <w:tr>
+              <w:trPr>
+                <w:tblHeader w:val="on"/>
+              </w:trPr>
+              <w:tc>
+                <w:tcPr/>
+                <w:p>
+                  <w:pPr>
+                    <w:pStyle w:val="Compact"/>
+                    <w:jc w:val="center"/>
+                  </w:pPr>
+                  <w:r>
+                    <w:t xml:space="preserve">Model</w:t>
+                  </w:r>
+                </w:p>
+              </w:tc>
+              <w:tc>
+                <w:tcPr/>
+                <w:p>
+                  <w:pPr>
+                    <w:pStyle w:val="Compact"/>
+                    <w:jc w:val="center"/>
+                  </w:pPr>
+                  <w:r>
+                    <w:t xml:space="preserve">Type</w:t>
+                  </w:r>
+                </w:p>
+              </w:tc>
+              <w:tc>
+                <w:tcPr/>
+                <w:p>
+                  <w:pPr>
+                    <w:pStyle w:val="Compact"/>
+                    <w:jc w:val="center"/>
+                  </w:pPr>
+                  <w:r>
+                    <w:t xml:space="preserve">Main Inputs</w:t>
+                  </w:r>
+                </w:p>
+              </w:tc>
+              <w:tc>
+                <w:tcPr/>
+                <w:p>
+                  <w:pPr>
+                    <w:pStyle w:val="Compact"/>
+                    <w:jc w:val="center"/>
+                  </w:pPr>
+                  <w:r>
+                    <w:t xml:space="preserve">Key Assumptions</w:t>
+                  </w:r>
+                </w:p>
+              </w:tc>
+            </w:tr>
+            <w:tr>
+              <w:tc>
+                <w:tcPr/>
+                <w:p>
+                  <w:pPr>
+                    <w:pStyle w:val="Compact"/>
+                    <w:jc w:val="center"/>
+                  </w:pPr>
+                  <w:r>
+                    <w:t xml:space="preserve">Niche model</w:t>
+                  </w:r>
+                  <w:r>
+                    <w:t xml:space="preserve"> </w:t>
+                  </w:r>
+                  <w:r>
+                    <w:t xml:space="preserve">(Williams &amp; Martinez, 2000)</w:t>
+                  </w:r>
+                </w:p>
+              </w:tc>
+              <w:tc>
+                <w:tcPr/>
+                <w:p>
+                  <w:pPr>
+                    <w:pStyle w:val="Compact"/>
+                    <w:jc w:val="center"/>
+                  </w:pPr>
+                  <w:r>
+                    <w:t xml:space="preserve">Structural</w:t>
+                  </w:r>
+                </w:p>
+              </w:tc>
+              <w:tc>
+                <w:tcPr/>
+                <w:p>
+                  <w:pPr>
+                    <w:pStyle w:val="Compact"/>
+                    <w:jc w:val="center"/>
+                  </w:pPr>
+                  <w:r>
+                    <w:t xml:space="preserve">Species niche values</w:t>
+                  </w:r>
+                </w:p>
+              </w:tc>
+              <w:tc>
+                <w:tcPr/>
+                <w:p>
+                  <w:pPr>
+                    <w:pStyle w:val="Compact"/>
+                    <w:jc w:val="center"/>
+                  </w:pPr>
+                  <w:r>
+                    <w:t xml:space="preserve">Trophic interactions structured by a 1D feeding niche; species consume all prey within a contiguous range; allows cannibalism.</w:t>
+                  </w:r>
+                </w:p>
+              </w:tc>
+            </w:tr>
+            <w:tr>
+              <w:tc>
+                <w:tcPr/>
+                <w:p>
+                  <w:pPr>
+                    <w:pStyle w:val="Compact"/>
+                    <w:jc w:val="center"/>
+                  </w:pPr>
+                  <w:r>
+                    <w:t xml:space="preserve">Cascade model</w:t>
+                  </w:r>
+                  <w:r>
+                    <w:t xml:space="preserve"> </w:t>
+                  </w:r>
+                  <w:r>
+                    <w:t xml:space="preserve">(Cohen et al., 1990)</w:t>
+                  </w:r>
+                </w:p>
+              </w:tc>
+              <w:tc>
+                <w:tcPr/>
+                <w:p>
+                  <w:pPr>
+                    <w:pStyle w:val="Compact"/>
+                    <w:jc w:val="center"/>
+                  </w:pPr>
+                  <w:r>
+                    <w:t xml:space="preserve">Structural</w:t>
+                  </w:r>
+                </w:p>
+              </w:tc>
+              <w:tc>
+                <w:tcPr/>
+                <w:p>
+                  <w:pPr>
+                    <w:pStyle w:val="Compact"/>
+                    <w:jc w:val="center"/>
+                  </w:pPr>
+                  <w:r>
+                    <w:t xml:space="preserve">Species rank</w:t>
+                  </w:r>
+                </w:p>
+              </w:tc>
+              <w:tc>
+                <w:tcPr/>
+                <w:p>
+                  <w:pPr>
+                    <w:pStyle w:val="Compact"/>
+                    <w:jc w:val="center"/>
+                  </w:pPr>
+                  <w:r>
+                    <w:t xml:space="preserve">Consumers feed only on species with lower ranks; strictly hierarchical; no loops or omnivory.</w:t>
+                  </w:r>
+                </w:p>
+              </w:tc>
+            </w:tr>
+            <w:tr>
+              <w:tc>
+                <w:tcPr/>
+                <w:p>
+                  <w:pPr>
+                    <w:pStyle w:val="Compact"/>
+                    <w:jc w:val="center"/>
+                  </w:pPr>
+                  <w:r>
+                    <w:t xml:space="preserve">MaxEnt model</w:t>
+                  </w:r>
+                  <w:r>
+                    <w:t xml:space="preserve"> </w:t>
+                  </w:r>
+                  <w:r>
+                    <w:t xml:space="preserve">(Banville et al., 2023)</w:t>
+                  </w:r>
+                </w:p>
+              </w:tc>
+              <w:tc>
+                <w:tcPr/>
+                <w:p>
+                  <w:pPr>
+                    <w:pStyle w:val="Compact"/>
+                    <w:jc w:val="center"/>
+                  </w:pPr>
+                  <w:r>
+                    <w:t xml:space="preserve">Structural</w:t>
+                  </w:r>
+                </w:p>
+              </w:tc>
+              <w:tc>
+                <w:tcPr/>
+                <w:p>
+                  <w:pPr>
+                    <w:pStyle w:val="Compact"/>
+                    <w:jc w:val="center"/>
+                  </w:pPr>
+                  <w:r>
+                    <w:t xml:space="preserve">Species richness, connectance</w:t>
+                  </w:r>
+                </w:p>
+              </w:tc>
+              <w:tc>
+                <w:tcPr/>
+                <w:p>
+                  <w:pPr>
+                    <w:pStyle w:val="Compact"/>
+                    <w:jc w:val="center"/>
+                  </w:pPr>
+                  <w:r>
+                    <w:t xml:space="preserve">Links assigned to maximize entropy; captures global network properties without species-specific mechanisms.</w:t>
+                  </w:r>
+                </w:p>
+              </w:tc>
+            </w:tr>
+            <w:tr>
+              <w:tc>
+                <w:tcPr/>
+                <w:p>
+                  <w:pPr>
+                    <w:pStyle w:val="Compact"/>
+                    <w:jc w:val="center"/>
+                  </w:pPr>
+                  <w:r>
+                    <w:t xml:space="preserve">Allometric Diet Breadth Model (ADBM)</w:t>
+                  </w:r>
+                  <w:r>
+                    <w:t xml:space="preserve"> </w:t>
+                  </w:r>
+                  <w:r>
+                    <w:t xml:space="preserve">(Petchey et al., 2008)</w:t>
+                  </w:r>
+                </w:p>
+              </w:tc>
+              <w:tc>
+                <w:tcPr/>
+                <w:p>
+                  <w:pPr>
+                    <w:pStyle w:val="Compact"/>
+                    <w:jc w:val="center"/>
+                  </w:pPr>
+                  <w:r>
+                    <w:t xml:space="preserve">Realised / Dynamic</w:t>
+                  </w:r>
+                </w:p>
+              </w:tc>
+              <w:tc>
+                <w:tcPr/>
+                <w:p>
+                  <w:pPr>
+                    <w:pStyle w:val="Compact"/>
+                    <w:jc w:val="center"/>
+                  </w:pPr>
+                  <w:r>
+                    <w:t xml:space="preserve">Body mass, prey energy content</w:t>
+                  </w:r>
+                </w:p>
+              </w:tc>
+              <w:tc>
+                <w:tcPr/>
+                <w:p>
+                  <w:pPr>
+                    <w:pStyle w:val="Compact"/>
+                    <w:jc w:val="center"/>
+                  </w:pPr>
+                  <w:r>
+                    <w:t xml:space="preserve">Consumers maximize energy intake; diet breadth determined by profitability and handling time; allometric scaling governs parameters.</w:t>
+                  </w:r>
+                </w:p>
+              </w:tc>
+            </w:tr>
+            <w:tr>
+              <w:tc>
+                <w:tcPr/>
+                <w:p>
+                  <w:pPr>
+                    <w:pStyle w:val="Compact"/>
+                    <w:jc w:val="center"/>
+                  </w:pPr>
+                  <w:r>
+                    <w:t xml:space="preserve">Allometric Trophic Network (ATN)</w:t>
+                  </w:r>
+                  <w:r>
+                    <w:t xml:space="preserve"> </w:t>
+                  </w:r>
+                  <w:r>
+                    <w:t xml:space="preserve">(Brose et al., 2006)</w:t>
+                  </w:r>
+                </w:p>
+              </w:tc>
+              <w:tc>
+                <w:tcPr/>
+                <w:p>
+                  <w:pPr>
+                    <w:pStyle w:val="Compact"/>
+                    <w:jc w:val="center"/>
+                  </w:pPr>
+                  <w:r>
+                    <w:t xml:space="preserve">Realised / Dynamic</w:t>
+                  </w:r>
+                </w:p>
+              </w:tc>
+              <w:tc>
+                <w:tcPr/>
+                <w:p>
+                  <w:pPr>
+                    <w:pStyle w:val="Compact"/>
+                    <w:jc w:val="center"/>
+                  </w:pPr>
+                  <w:r>
+                    <w:t xml:space="preserve">Body mass</w:t>
+                  </w:r>
+                </w:p>
+              </w:tc>
+              <w:tc>
+                <w:tcPr/>
+                <w:p>
+                  <w:pPr>
+                    <w:pStyle w:val="Compact"/>
+                    <w:jc w:val="center"/>
+                  </w:pPr>
+                  <w:r>
+                    <w:t xml:space="preserve">Interactions constrained by body-mass ratios; mechanical size limits structure networks; probability of interaction follows Ricker function.</w:t>
+                  </w:r>
+                </w:p>
+              </w:tc>
+            </w:tr>
+            <w:tr>
+              <w:tc>
+                <w:tcPr/>
+                <w:p>
+                  <w:pPr>
+                    <w:pStyle w:val="Compact"/>
+                    <w:jc w:val="center"/>
+                  </w:pPr>
+                  <w:r>
+                    <w:t xml:space="preserve">Latent trait model</w:t>
+                  </w:r>
+                  <w:r>
+                    <w:t xml:space="preserve"> </w:t>
+                  </w:r>
+                  <w:r>
+                    <w:t xml:space="preserve">(Rohr et al., 2010)</w:t>
+                  </w:r>
+                </w:p>
+              </w:tc>
+              <w:tc>
+                <w:tcPr/>
+                <w:p>
+                  <w:pPr>
+                    <w:pStyle w:val="Compact"/>
+                    <w:jc w:val="center"/>
+                  </w:pPr>
+                  <w:r>
+                    <w:t xml:space="preserve">Realised / Dynamic</w:t>
+                  </w:r>
+                </w:p>
+              </w:tc>
+              <w:tc>
+                <w:tcPr/>
+                <w:p>
+                  <w:pPr>
+                    <w:pStyle w:val="Compact"/>
+                    <w:jc w:val="center"/>
+                  </w:pPr>
+                  <w:r>
+                    <w:t xml:space="preserve">Species traits (</w:t>
+                  </w:r>
+                  <w:r>
+                    <w:rPr>
+                      <w:i/>
+                      <w:iCs/>
+                    </w:rPr>
+                    <w:t xml:space="preserve">e.g.,</w:t>
+                  </w:r>
+                  <w:r>
+                    <w:t xml:space="preserve"> </w:t>
+                  </w:r>
+                  <w:r>
+                    <w:t xml:space="preserve">body mass)</w:t>
+                  </w:r>
+                </w:p>
+              </w:tc>
+              <w:tc>
+                <w:tcPr/>
+                <w:p>
+                  <w:pPr>
+                    <w:pStyle w:val="Compact"/>
+                    <w:jc w:val="center"/>
+                  </w:pPr>
+                  <w:r>
+                    <w:t xml:space="preserve">Interactions inferred statistically based on hidden trait correlations; can incorporate probabilistic constraints on links.</w:t>
+                  </w:r>
+                </w:p>
+              </w:tc>
+            </w:tr>
+          </w:tbl>
+          <w:bookmarkEnd w:id="20"/>
+          <w:p/>
+        </w:tc>
+      </w:tr>
+    </w:tbl>
+    <w:p>
+      <w:pPr>
+        <w:pStyle w:val="BodyText"/>
+      </w:pPr>
+      <w:r>
+        <w:t xml:space="preserve">Simulation Framework: Explain how an identical species pool was used across all models to isolate the model effect from the data effect. Something about how we constrained networks and also species class assignments if and when valid in constraining the model vs needed as input for the BEFW</w:t>
+      </w:r>
+    </w:p>
+    <w:p>
+      <w:pPr>
+        <w:pStyle w:val="BodyText"/>
+      </w:pPr>
+      <w:r>
+        <w:t xml:space="preserve">Dynamic Perturbation: Detail the use of a bioenergetic food web model to simulate species loss and cascading extinctions.</w:t>
+      </w:r>
+    </w:p>
+    <w:p>
+      <w:pPr>
+        <w:pStyle w:val="BodyText"/>
+      </w:pPr>
+      <w:r>
+        <w:t xml:space="preserve">Metrics for Comparison: Define the macro-scale (connectance), meso-scale (motifs), and micro-scale (generality/vulnerability) properties used to evaluate structural stories. As well as some of the outputs from the dynamic models - persistence/stability</w:t>
+      </w:r>
+    </w:p>
+    <w:bookmarkEnd w:id="21"/>
+    <w:bookmarkEnd w:id="22"/>
+    <w:bookmarkStart w:id="27" w:name="results"/>
+    <w:p>
+      <w:pPr>
+        <w:pStyle w:val="Heading1"/>
+      </w:pPr>
+      <w:r>
+        <w:t xml:space="preserve">2. Results</w:t>
+      </w:r>
+    </w:p>
+    <w:p>
+      <w:pPr>
+        <w:pStyle w:val="FirstParagraph"/>
+      </w:pPr>
+      <w:r>
+        <w:t xml:space="preserve">Structural Signatures: Report how much variance is explained by the model choice.</w:t>
+      </w:r>
+    </w:p>
+    <w:tbl>
+      <w:tblPr>
+        <w:tblStyle w:val="Table"/>
+        <w:tblW w:type="pct" w:w="5000"/>
+        <w:tblLayout w:type="fixed"/>
+        <w:tblLook w:firstRow="0" w:lastRow="0" w:firstColumn="0" w:lastColumn="0" w:noHBand="0" w:noVBand="0" w:val="0000"/>
+      </w:tblPr>
+      <w:tblGrid>
+        <w:gridCol w:w="7920"/>
+      </w:tblGrid>
+      <w:tr>
+        <w:tc>
+          <w:tcPr/>
+          <w:bookmarkStart w:id="26" w:name="fig-structure"/>
+          <w:p>
+            <w:pPr>
+              <w:pStyle w:val="Compact"/>
+              <w:jc w:val="center"/>
+            </w:pPr>
+            <w:r>
+              <w:drawing>
+                <wp:inline>
+                  <wp:extent cx="5334000" cy="4267199"/>
+                  <wp:effectExtent b="0" l="0" r="0" t="0"/>
+                  <wp:docPr descr="" title="" id="24" name="Picture"/>
+                  <a:graphic>
+                    <a:graphicData uri="http://schemas.openxmlformats.org/drawingml/2006/picture">
+                      <pic:pic>
+                        <pic:nvPicPr>
+                          <pic:cNvPr descr="figures/lda.png" id="25" name="Picture"/>
+                          <pic:cNvPicPr>
+                            <a:picLocks noChangeArrowheads="1" noChangeAspect="1"/>
+                          </pic:cNvPicPr>
+                        </pic:nvPicPr>
+                        <pic:blipFill>
+                          <a:blip r:embed="rId23"/>
+                          <a:stretch>
+                            <a:fillRect/>
+                          </a:stretch>
+                        </pic:blipFill>
+                        <pic:spPr bwMode="auto">
+                          <a:xfrm>
+                            <a:off x="0" y="0"/>
+                            <a:ext cx="5334000" cy="4267199"/>
+                          </a:xfrm>
+                          <a:prstGeom prst="rect">
+                            <a:avLst/>
+                          </a:prstGeom>
+                          <a:noFill/>
+                          <a:ln w="9525">
+                            <a:noFill/>
+                            <a:headEnd/>
+                            <a:tailEnd/>
+                          </a:ln>
+                        </pic:spPr>
+                      </pic:pic>
+                    </a:graphicData>
+                  </a:graphic>
+                </wp:inline>
+              </w:drawing>
+            </w:r>
+          </w:p>
+          <w:p>
+            <w:pPr>
+              <w:jc w:val="center"/>
+            </w:pPr>
+            <w:pPr>
+              <w:jc w:val="left"/>
+              <w:spacing w:before="200"/>
+              <w:pStyle w:val="ImageCaption"/>
+            </w:pPr>
+            <w:r>
+              <w:t xml:space="preserve">Figure 1: Linear discriminant analysis (LDA) of ecological network metrics for the seven model types. Each point represents a replicate, and ellipses indicate 95% confidence regions for each model. The second column represents the correlation of the various network metrics with the respective LDA axes.</w:t>
+            </w:r>
+          </w:p>
+          <w:bookmarkEnd w:id="26"/>
+        </w:tc>
+      </w:tr>
+    </w:tbl>
+    <w:p>
+      <w:pPr>
+        <w:pStyle w:val="BodyText"/>
+      </w:pPr>
+      <w:r>
+        <w:t xml:space="preserve">The Niche Model Template: Identify if the structural models occupy a central</w:t>
+      </w:r>
+      <w:r>
+        <w:t xml:space="preserve"> </w:t>
+      </w:r>
+      <w:r>
+        <w:t xml:space="preserve">‘mean space’</w:t>
+      </w:r>
+      <w:r>
+        <w:t xml:space="preserve"> </w:t>
+      </w:r>
+      <w:r>
+        <w:t xml:space="preserve">or if the dynamic models diverge into non-overlapping regions.</w:t>
+      </w:r>
+    </w:p>
+    <w:p>
+      <w:pPr>
+        <w:pStyle w:val="BodyText"/>
+      </w:pPr>
+      <w:r>
+        <w:t xml:space="preserve">Divergent Stories in Dynamics: Show how models with similar global structures (like connectance) can lead to wildly different pathways of change/collapse/straight lines.</w:t>
+      </w:r>
+    </w:p>
+    <w:bookmarkEnd w:id="27"/>
+    <w:bookmarkStart w:id="28" w:name="discussion"/>
+    <w:p>
+      <w:pPr>
+        <w:pStyle w:val="Heading1"/>
+      </w:pPr>
+      <w:r>
+        <w:t xml:space="preserve">3. Discussion</w:t>
+      </w:r>
+    </w:p>
+    <w:p>
+      <w:pPr>
+        <w:pStyle w:val="FirstParagraph"/>
+      </w:pPr>
+      <w:r>
+        <w:t xml:space="preserve">Reconstruction is Not Neutral: Discuss how models act as structural priors that condition ecological inference. Well maybe - paleo webs seems to suggest this</w:t>
+      </w:r>
+    </w:p>
+    <w:p>
+      <w:pPr>
+        <w:pStyle w:val="BodyText"/>
+      </w:pPr>
+      <w:r>
+        <w:t xml:space="preserve">Template Dependence: Address the core question: Is everything a derivative of the niche model? If dynamic models show unique cascade patterns not captured by the niche model, argue that the niche template may be insufficient for dynamic questions.</w:t>
+      </w:r>
+    </w:p>
+    <w:p>
+      <w:pPr>
+        <w:pStyle w:val="BodyText"/>
+      </w:pPr>
+      <w:r>
+        <w:t xml:space="preserve">Scale-Dependent Robustness: Reflect on why species-level patterns might look similar across models while the fine-grained story of dynamic change is highly model-contingent.</w:t>
+      </w:r>
+    </w:p>
+    <w:p>
+      <w:pPr>
+        <w:pStyle w:val="BodyText"/>
+      </w:pPr>
+      <w:r>
+        <w:t xml:space="preserve">Implications for Theory: Suggest that researchers must align their reconstruction framework with their inferential goals rather than defaulting to a one-size-fits-all niche template.</w:t>
+      </w:r>
+    </w:p>
+    <w:bookmarkEnd w:id="28"/>
+    <w:bookmarkStart w:id="42" w:name="references"/>
+    <w:p>
+      <w:pPr>
+        <w:pStyle w:val="Heading1"/>
+      </w:pPr>
+      <w:r>
         <w:t xml:space="preserve">References</w:t>
       </w:r>
     </w:p>
-    <w:bookmarkStart w:id="22" w:name="refs"/>
-    <w:bookmarkStart w:id="21" w:name="ref-poisotSpeciesWhyEcological2015"/>
+    <w:bookmarkStart w:id="41" w:name="refs"/>
+    <w:bookmarkStart w:id="30" w:name="ref-banville2023"/>
     <w:p>
       <w:pPr>
         <w:pStyle w:val="Bibliography"/>
       </w:pPr>
       <w:r>
-        <w:t xml:space="preserve">Poisot, T., Stouffer, D. B., &amp; Gravel, D. (2015). Beyond species: Why ecological interaction networks vary through space and time.</w:t>
+        <w:t xml:space="preserve">Banville, F., Gravel, D., &amp; Poisot, T. (2023). What constrains food webs? A maximum entropy framework for predicting their structure with minimal biases.</w:t>
       </w:r>
       <w:r>
         <w:t xml:space="preserve"> </w:t>
@@ -130,7 +835,7 @@
           <w:i/>
           <w:iCs/>
         </w:rPr>
-        <w:t xml:space="preserve">Oikos</w:t>
+        <w:t xml:space="preserve">PLOS Computational Biology</w:t>
       </w:r>
       <w:r>
         <w:t xml:space="preserve">,</w:t>
@@ -143,26 +848,248 @@
           <w:i/>
           <w:iCs/>
         </w:rPr>
-        <w:t xml:space="preserve">124</w:t>
-      </w:r>
-      <w:r>
-        <w:t xml:space="preserve">(3), 243–251.</w:t>
+        <w:t xml:space="preserve">19</w:t>
+      </w:r>
+      <w:r>
+        <w:t xml:space="preserve">(9), e1011458.</w:t>
       </w:r>
       <w:r>
         <w:t xml:space="preserve"> </w:t>
       </w:r>
-      <w:hyperlink r:id="rId20">
+      <w:hyperlink r:id="rId29">
         <w:r>
           <w:rPr>
             <w:rStyle w:val="Hyperlink"/>
           </w:rPr>
-          <w:t xml:space="preserve">https://doi.org/10.1111/oik.01719</w:t>
+          <w:t xml:space="preserve">https://doi.org/10.1371/journal.pcbi.1011458</w:t>
         </w:r>
       </w:hyperlink>
     </w:p>
-    <w:bookmarkEnd w:id="21"/>
-    <w:bookmarkEnd w:id="22"/>
-    <w:bookmarkEnd w:id="23"/>
+    <w:bookmarkEnd w:id="30"/>
+    <w:bookmarkStart w:id="32" w:name="ref-brose2006"/>
+    <w:p>
+      <w:pPr>
+        <w:pStyle w:val="Bibliography"/>
+      </w:pPr>
+      <w:r>
+        <w:t xml:space="preserve">Brose, U., Jonsson, T., Berlow, E. L., Warren, P., Banasek-Richter, C., Bersier, L.-F., Blanchard, J. L., Brey, T., Carpenter, S. R., Blandenier, M.-F. C., Cushing, L., Dawah, H. A., Dell, T., Edwards, F., Harper-Smith, S., Jacob, U., Ledger, M. E., Martinez, N. D., Memmott, J., … Cohen, J. E. (2006). Consumer</w:t>
+      </w:r>
+      <w:r>
+        <w:t xml:space="preserve">Resource Body-Size Relationships in Natural Food Webs.</w:t>
+      </w:r>
+      <w:r>
+        <w:t xml:space="preserve"> </w:t>
+      </w:r>
+      <w:r>
+        <w:rPr>
+          <w:i/>
+          <w:iCs/>
+        </w:rPr>
+        <w:t xml:space="preserve">Ecology</w:t>
+      </w:r>
+      <w:r>
+        <w:t xml:space="preserve">,</w:t>
+      </w:r>
+      <w:r>
+        <w:t xml:space="preserve"> </w:t>
+      </w:r>
+      <w:r>
+        <w:rPr>
+          <w:i/>
+          <w:iCs/>
+        </w:rPr>
+        <w:t xml:space="preserve">87</w:t>
+      </w:r>
+      <w:r>
+        <w:t xml:space="preserve">(10), 2411–2417. https://doi.org/</w:t>
+      </w:r>
+      <w:hyperlink r:id="rId31">
+        <w:r>
+          <w:rPr>
+            <w:rStyle w:val="Hyperlink"/>
+          </w:rPr>
+          <w:t xml:space="preserve">https://doi.org/10.1890/0012-9658(2006)87[2411:CBRINF]2.0.CO;2</w:t>
+        </w:r>
+      </w:hyperlink>
+    </w:p>
+    <w:bookmarkEnd w:id="32"/>
+    <w:bookmarkStart w:id="34" w:name="ref-cohen1990"/>
+    <w:p>
+      <w:pPr>
+        <w:pStyle w:val="Bibliography"/>
+      </w:pPr>
+      <w:r>
+        <w:t xml:space="preserve">Cohen, J. E., Briand, F., &amp; Newman, C. (1990).</w:t>
+      </w:r>
+      <w:r>
+        <w:t xml:space="preserve"> </w:t>
+      </w:r>
+      <w:r>
+        <w:rPr>
+          <w:i/>
+          <w:iCs/>
+        </w:rPr>
+        <w:t xml:space="preserve">Community Food Webs: Data and Theory</w:t>
+      </w:r>
+      <w:r>
+        <w:t xml:space="preserve">. Springer-Verlag.</w:t>
+      </w:r>
+      <w:r>
+        <w:t xml:space="preserve"> </w:t>
+      </w:r>
+      <w:hyperlink r:id="rId33">
+        <w:r>
+          <w:rPr>
+            <w:rStyle w:val="Hyperlink"/>
+          </w:rPr>
+          <w:t xml:space="preserve">https://www.springer.com/gp/book/9783642837869</w:t>
+        </w:r>
+      </w:hyperlink>
+    </w:p>
+    <w:bookmarkEnd w:id="34"/>
+    <w:bookmarkStart w:id="36" w:name="ref-petchey2008"/>
+    <w:p>
+      <w:pPr>
+        <w:pStyle w:val="Bibliography"/>
+      </w:pPr>
+      <w:r>
+        <w:t xml:space="preserve">Petchey, O. L., Beckerman, A. P., Riede, J. O., &amp; Warren, P. H. (2008). Size, foraging, and food web structure.</w:t>
+      </w:r>
+      <w:r>
+        <w:t xml:space="preserve"> </w:t>
+      </w:r>
+      <w:r>
+        <w:rPr>
+          <w:i/>
+          <w:iCs/>
+        </w:rPr>
+        <w:t xml:space="preserve">Proceedings of the National Academy of Sciences</w:t>
+      </w:r>
+      <w:r>
+        <w:t xml:space="preserve">,</w:t>
+      </w:r>
+      <w:r>
+        <w:t xml:space="preserve"> </w:t>
+      </w:r>
+      <w:r>
+        <w:rPr>
+          <w:i/>
+          <w:iCs/>
+        </w:rPr>
+        <w:t xml:space="preserve">105</w:t>
+      </w:r>
+      <w:r>
+        <w:t xml:space="preserve">(11), 4191–4196.</w:t>
+      </w:r>
+      <w:r>
+        <w:t xml:space="preserve"> </w:t>
+      </w:r>
+      <w:hyperlink r:id="rId35">
+        <w:r>
+          <w:rPr>
+            <w:rStyle w:val="Hyperlink"/>
+          </w:rPr>
+          <w:t xml:space="preserve">https://doi.org/10.1073/pnas.0710672105</w:t>
+        </w:r>
+      </w:hyperlink>
+    </w:p>
+    <w:bookmarkEnd w:id="36"/>
+    <w:bookmarkStart w:id="38" w:name="ref-rohr2010"/>
+    <w:p>
+      <w:pPr>
+        <w:pStyle w:val="Bibliography"/>
+      </w:pPr>
+      <w:r>
+        <w:t xml:space="preserve">Rohr, R., Scherer, H., Kehrli, P., Mazza, C., &amp; Bersier, L.-F. (2010). Modeling food webs: Exploring unexplained structure using latent traits.</w:t>
+      </w:r>
+      <w:r>
+        <w:t xml:space="preserve"> </w:t>
+      </w:r>
+      <w:r>
+        <w:rPr>
+          <w:i/>
+          <w:iCs/>
+        </w:rPr>
+        <w:t xml:space="preserve">The American Naturalist</w:t>
+      </w:r>
+      <w:r>
+        <w:t xml:space="preserve">,</w:t>
+      </w:r>
+      <w:r>
+        <w:t xml:space="preserve"> </w:t>
+      </w:r>
+      <w:r>
+        <w:rPr>
+          <w:i/>
+          <w:iCs/>
+        </w:rPr>
+        <w:t xml:space="preserve">176</w:t>
+      </w:r>
+      <w:r>
+        <w:t xml:space="preserve">(2), 170–177.</w:t>
+      </w:r>
+      <w:r>
+        <w:t xml:space="preserve"> </w:t>
+      </w:r>
+      <w:hyperlink r:id="rId37">
+        <w:r>
+          <w:rPr>
+            <w:rStyle w:val="Hyperlink"/>
+          </w:rPr>
+          <w:t xml:space="preserve">https://doi.org/10.1086/653667</w:t>
+        </w:r>
+      </w:hyperlink>
+    </w:p>
+    <w:bookmarkEnd w:id="38"/>
+    <w:bookmarkStart w:id="40" w:name="ref-williams2000"/>
+    <w:p>
+      <w:pPr>
+        <w:pStyle w:val="Bibliography"/>
+      </w:pPr>
+      <w:r>
+        <w:t xml:space="preserve">Williams, R. J., &amp; Martinez, N. D. (2000). Simple rules yield complex food webs.</w:t>
+      </w:r>
+      <w:r>
+        <w:t xml:space="preserve"> </w:t>
+      </w:r>
+      <w:r>
+        <w:rPr>
+          <w:i/>
+          <w:iCs/>
+        </w:rPr>
+        <w:t xml:space="preserve">Nature</w:t>
+      </w:r>
+      <w:r>
+        <w:t xml:space="preserve">,</w:t>
+      </w:r>
+      <w:r>
+        <w:t xml:space="preserve"> </w:t>
+      </w:r>
+      <w:r>
+        <w:rPr>
+          <w:i/>
+          <w:iCs/>
+        </w:rPr>
+        <w:t xml:space="preserve">404</w:t>
+      </w:r>
+      <w:r>
+        <w:t xml:space="preserve">(6774), 180–183.</w:t>
+      </w:r>
+      <w:r>
+        <w:t xml:space="preserve"> </w:t>
+      </w:r>
+      <w:hyperlink r:id="rId39">
+        <w:r>
+          <w:rPr>
+            <w:rStyle w:val="Hyperlink"/>
+          </w:rPr>
+          <w:t xml:space="preserve">https://doi.org/10.1038/35004572</w:t>
+        </w:r>
+      </w:hyperlink>
+    </w:p>
+    <w:bookmarkEnd w:id="40"/>
+    <w:bookmarkEnd w:id="41"/>
+    <w:bookmarkEnd w:id="42"/>
     <w:sectPr>
       <w:footnotePr>
         <w:numRestart w:val="eachSect"/>

--- a/index.docx
+++ b/index.docx
@@ -55,7 +55,7 @@
         <w:pStyle w:val="Date"/>
       </w:pPr>
       <w:r>
-        <w:t xml:space="preserve">2026-03-12</w:t>
+        <w:t xml:space="preserve">2026-03-23</w:t>
       </w:r>
     </w:p>
     <w:p>
@@ -142,7 +142,7 @@
         <w:t xml:space="preserve">fundamentally bias our understanding of extinction dynamics?.</w:t>
       </w:r>
     </w:p>
-    <w:bookmarkStart w:id="22" w:name="methods"/>
+    <w:bookmarkStart w:id="11" w:name="methods"/>
     <w:p>
       <w:pPr>
         <w:pStyle w:val="Heading1"/>
@@ -151,7 +151,7 @@
         <w:t xml:space="preserve">1. Methods</w:t>
       </w:r>
     </w:p>
-    <w:bookmarkStart w:id="21" w:name="model-selection-and-implementation"/>
+    <w:bookmarkStart w:id="10" w:name="model-selection-and-implementation"/>
     <w:p>
       <w:pPr>
         <w:pStyle w:val="Heading2"/>
@@ -181,7 +181,7 @@
       <w:tr>
         <w:tc>
           <w:tcPr/>
-          <w:bookmarkStart w:id="20" w:name="tbl-models"/>
+          <w:bookmarkStart w:id="9" w:name="tbl-models"/>
           <w:p>
             <w:pPr>
               <w:jc w:val="center"/>
@@ -611,7 +611,7 @@
               </w:tc>
             </w:tr>
           </w:tbl>
-          <w:bookmarkEnd w:id="20"/>
+          <w:bookmarkEnd w:id="9"/>
           <w:p/>
         </w:tc>
       </w:tr>
@@ -640,9 +640,9 @@
         <w:t xml:space="preserve">Metrics for Comparison: Define the macro-scale (connectance), meso-scale (motifs), and micro-scale (generality/vulnerability) properties used to evaluate structural stories. As well as some of the outputs from the dynamic models - persistence/stability</w:t>
       </w:r>
     </w:p>
-    <w:bookmarkEnd w:id="21"/>
-    <w:bookmarkEnd w:id="22"/>
-    <w:bookmarkStart w:id="27" w:name="results"/>
+    <w:bookmarkEnd w:id="10"/>
+    <w:bookmarkEnd w:id="11"/>
+    <w:bookmarkStart w:id="16" w:name="results"/>
     <w:p>
       <w:pPr>
         <w:pStyle w:val="Heading1"/>
@@ -672,7 +672,7 @@
       <w:tr>
         <w:tc>
           <w:tcPr/>
-          <w:bookmarkStart w:id="26" w:name="fig-structure"/>
+          <w:bookmarkStart w:id="15" w:name="fig-structure"/>
           <w:p>
             <w:pPr>
               <w:pStyle w:val="Compact"/>
@@ -683,18 +683,18 @@
                 <wp:inline>
                   <wp:extent cx="5334000" cy="4267199"/>
                   <wp:effectExtent b="0" l="0" r="0" t="0"/>
-                  <wp:docPr descr="" title="" id="24" name="Picture"/>
+                  <wp:docPr descr="" title="" id="13" name="Picture"/>
                   <a:graphic>
                     <a:graphicData uri="http://schemas.openxmlformats.org/drawingml/2006/picture">
                       <pic:pic>
                         <pic:nvPicPr>
-                          <pic:cNvPr descr="figures/lda.png" id="25" name="Picture"/>
+                          <pic:cNvPr descr="figures/lda.png" id="14" name="Picture"/>
                           <pic:cNvPicPr>
                             <a:picLocks noChangeArrowheads="1" noChangeAspect="1"/>
                           </pic:cNvPicPr>
                         </pic:nvPicPr>
                         <pic:blipFill>
-                          <a:blip r:embed="rId23"/>
+                          <a:blip r:embed="rId12"/>
                           <a:stretch>
                             <a:fillRect/>
                           </a:stretch>
@@ -734,7 +734,7 @@
               <w:t xml:space="preserve">Figure 1: Linear discriminant analysis (LDA) of ecological network metrics for the seven model types. Each point represents a replicate, and ellipses indicate 95% confidence regions for each model. The second column represents the correlation of the various network metrics with the respective LDA axes.</w:t>
             </w:r>
           </w:p>
-          <w:bookmarkEnd w:id="26"/>
+          <w:bookmarkEnd w:id="15"/>
         </w:tc>
       </w:tr>
     </w:tbl>
@@ -766,8 +766,8 @@
         <w:t xml:space="preserve">Divergent Stories in Dynamics: Show how models with similar global structures (like connectance) can lead to wildly different pathways of change/collapse/straight lines.</w:t>
       </w:r>
     </w:p>
-    <w:bookmarkEnd w:id="27"/>
-    <w:bookmarkStart w:id="28" w:name="discussion"/>
+    <w:bookmarkEnd w:id="16"/>
+    <w:bookmarkStart w:id="17" w:name="discussion"/>
     <w:p>
       <w:pPr>
         <w:pStyle w:val="Heading1"/>
@@ -808,8 +808,8 @@
         <w:t xml:space="preserve">Implications for Theory: Suggest that researchers must align their reconstruction framework with their inferential goals rather than defaulting to a one-size-fits-all niche template.</w:t>
       </w:r>
     </w:p>
-    <w:bookmarkEnd w:id="28"/>
-    <w:bookmarkStart w:id="42" w:name="references"/>
+    <w:bookmarkEnd w:id="17"/>
+    <w:bookmarkStart w:id="31" w:name="references"/>
     <w:p>
       <w:pPr>
         <w:pStyle w:val="Heading1"/>
@@ -818,8 +818,8 @@
         <w:t xml:space="preserve">References</w:t>
       </w:r>
     </w:p>
-    <w:bookmarkStart w:id="41" w:name="refs"/>
-    <w:bookmarkStart w:id="30" w:name="ref-banville2023"/>
+    <w:bookmarkStart w:id="30" w:name="refs"/>
+    <w:bookmarkStart w:id="19" w:name="ref-banville2023"/>
     <w:p>
       <w:pPr>
         <w:pStyle w:val="Bibliography"/>
@@ -856,7 +856,7 @@
       <w:r>
         <w:t xml:space="preserve"> </w:t>
       </w:r>
-      <w:hyperlink r:id="rId29">
+      <w:hyperlink r:id="rId18">
         <w:r>
           <w:rPr>
             <w:rStyle w:val="Hyperlink"/>
@@ -865,8 +865,8 @@
         </w:r>
       </w:hyperlink>
     </w:p>
-    <w:bookmarkEnd w:id="30"/>
-    <w:bookmarkStart w:id="32" w:name="ref-brose2006"/>
+    <w:bookmarkEnd w:id="19"/>
+    <w:bookmarkStart w:id="21" w:name="ref-brose2006"/>
     <w:p>
       <w:pPr>
         <w:pStyle w:val="Bibliography"/>
@@ -875,7 +875,7 @@
         <w:t xml:space="preserve">Brose, U., Jonsson, T., Berlow, E. L., Warren, P., Banasek-Richter, C., Bersier, L.-F., Blanchard, J. L., Brey, T., Carpenter, S. R., Blandenier, M.-F. C., Cushing, L., Dawah, H. A., Dell, T., Edwards, F., Harper-Smith, S., Jacob, U., Ledger, M. E., Martinez, N. D., Memmott, J., … Cohen, J. E. (2006). Consumer</w:t>
       </w:r>
       <w:r>
-        <w:t xml:space="preserve">Resource Body-Size Relationships in Natural Food Webs.</w:t>
+        <w:t xml:space="preserve">resource body-size relationships in natural food webs.</w:t>
       </w:r>
       <w:r>
         <w:t xml:space="preserve"> </w:t>
@@ -903,7 +903,7 @@
       <w:r>
         <w:t xml:space="preserve">(10), 2411–2417. https://doi.org/</w:t>
       </w:r>
-      <w:hyperlink r:id="rId31">
+      <w:hyperlink r:id="rId20">
         <w:r>
           <w:rPr>
             <w:rStyle w:val="Hyperlink"/>
@@ -912,8 +912,8 @@
         </w:r>
       </w:hyperlink>
     </w:p>
-    <w:bookmarkEnd w:id="32"/>
-    <w:bookmarkStart w:id="34" w:name="ref-cohen1990"/>
+    <w:bookmarkEnd w:id="21"/>
+    <w:bookmarkStart w:id="23" w:name="ref-cohen1990"/>
     <w:p>
       <w:pPr>
         <w:pStyle w:val="Bibliography"/>
@@ -929,7 +929,7 @@
           <w:i/>
           <w:iCs/>
         </w:rPr>
-        <w:t xml:space="preserve">Community Food Webs: Data and Theory</w:t>
+        <w:t xml:space="preserve">Community food webs: Data and theory</w:t>
       </w:r>
       <w:r>
         <w:t xml:space="preserve">. Springer-Verlag.</w:t>
@@ -937,7 +937,7 @@
       <w:r>
         <w:t xml:space="preserve"> </w:t>
       </w:r>
-      <w:hyperlink r:id="rId33">
+      <w:hyperlink r:id="rId22">
         <w:r>
           <w:rPr>
             <w:rStyle w:val="Hyperlink"/>
@@ -946,8 +946,8 @@
         </w:r>
       </w:hyperlink>
     </w:p>
-    <w:bookmarkEnd w:id="34"/>
-    <w:bookmarkStart w:id="36" w:name="ref-petchey2008"/>
+    <w:bookmarkEnd w:id="23"/>
+    <w:bookmarkStart w:id="25" w:name="ref-petchey2008"/>
     <w:p>
       <w:pPr>
         <w:pStyle w:val="Bibliography"/>
@@ -984,7 +984,7 @@
       <w:r>
         <w:t xml:space="preserve"> </w:t>
       </w:r>
-      <w:hyperlink r:id="rId35">
+      <w:hyperlink r:id="rId24">
         <w:r>
           <w:rPr>
             <w:rStyle w:val="Hyperlink"/>
@@ -993,8 +993,8 @@
         </w:r>
       </w:hyperlink>
     </w:p>
-    <w:bookmarkEnd w:id="36"/>
-    <w:bookmarkStart w:id="38" w:name="ref-rohr2010"/>
+    <w:bookmarkEnd w:id="25"/>
+    <w:bookmarkStart w:id="27" w:name="ref-rohr2010"/>
     <w:p>
       <w:pPr>
         <w:pStyle w:val="Bibliography"/>
@@ -1031,7 +1031,7 @@
       <w:r>
         <w:t xml:space="preserve"> </w:t>
       </w:r>
-      <w:hyperlink r:id="rId37">
+      <w:hyperlink r:id="rId26">
         <w:r>
           <w:rPr>
             <w:rStyle w:val="Hyperlink"/>
@@ -1040,8 +1040,8 @@
         </w:r>
       </w:hyperlink>
     </w:p>
-    <w:bookmarkEnd w:id="38"/>
-    <w:bookmarkStart w:id="40" w:name="ref-williams2000"/>
+    <w:bookmarkEnd w:id="27"/>
+    <w:bookmarkStart w:id="29" w:name="ref-williams2000"/>
     <w:p>
       <w:pPr>
         <w:pStyle w:val="Bibliography"/>
@@ -1078,7 +1078,7 @@
       <w:r>
         <w:t xml:space="preserve"> </w:t>
       </w:r>
-      <w:hyperlink r:id="rId39">
+      <w:hyperlink r:id="rId28">
         <w:r>
           <w:rPr>
             <w:rStyle w:val="Hyperlink"/>
@@ -1087,9 +1087,9 @@
         </w:r>
       </w:hyperlink>
     </w:p>
-    <w:bookmarkEnd w:id="40"/>
-    <w:bookmarkEnd w:id="41"/>
-    <w:bookmarkEnd w:id="42"/>
+    <w:bookmarkEnd w:id="29"/>
+    <w:bookmarkEnd w:id="30"/>
+    <w:bookmarkEnd w:id="31"/>
     <w:sectPr>
       <w:footnotePr>
         <w:numRestart w:val="eachSect"/>
@@ -1211,10 +1211,10 @@
   <w:docDefaults>
     <w:rPrDefault>
       <w:rPr>
-        <w:rFonts w:asciiTheme="minorHAnsi" w:cstheme="minorBidi" w:eastAsiaTheme="minorHAnsi" w:hAnsiTheme="minorHAnsi"/>
+        <w:rFonts w:asciiTheme="minorHAnsi" w:cstheme="minorBidi" w:eastAsiaTheme="minorEastAsia" w:hAnsiTheme="minorHAnsi"/>
         <w:sz w:val="24"/>
         <w:szCs w:val="24"/>
-        <w:lang w:bidi="ar-SA" w:eastAsia="en-US" w:val="en-US"/>
+        <w:lang w:bidi="ar-SA" w:eastAsia="zh-CN" w:val="en-US"/>
       </w:rPr>
     </w:rPrDefault>
     <w:pPrDefault>
@@ -1755,13 +1755,6 @@
       </w:tblCellMar>
     </w:tblPr>
     <w:tblStylePr w:type="firstRow">
-      <w:tblPr>
-        <w:jc w:val="left"/>
-        <w:tblInd w:type="dxa" w:w="0"/>
-      </w:tblPr>
-      <w:trPr>
-        <w:jc w:val="left"/>
-      </w:trPr>
       <w:tcPr>
         <w:tcBorders>
           <w:bottom w:val="single"/>

--- a/index.docx
+++ b/index.docx
@@ -55,7 +55,7 @@
         <w:pStyle w:val="Date"/>
       </w:pPr>
       <w:r>
-        <w:t xml:space="preserve">2026-03-23</w:t>
+        <w:t xml:space="preserve">2026-03-30</w:t>
       </w:r>
     </w:p>
     <w:p>

--- a/index.docx
+++ b/index.docx
@@ -55,7 +55,7 @@
         <w:pStyle w:val="Date"/>
       </w:pPr>
       <w:r>
-        <w:t xml:space="preserve">2026-03-30</w:t>
+        <w:t xml:space="preserve">2026-04-21</w:t>
       </w:r>
     </w:p>
     <w:p>
@@ -87,19 +87,7 @@
         <w:pStyle w:val="BodyText"/>
       </w:pPr>
       <w:r>
-        <w:t xml:space="preserve">The Niche Model Hegemony: Establish how the Niche Model (and its topological derivatives like the Cascade model) has historically served as the</w:t>
-      </w:r>
-      <w:r>
-        <w:t xml:space="preserve"> </w:t>
-      </w:r>
-      <w:r>
-        <w:t xml:space="preserve">“structural prior”</w:t>
-      </w:r>
-      <w:r>
-        <w:t xml:space="preserve"> </w:t>
-      </w:r>
-      <w:r>
-        <w:t xml:space="preserve">or template for most network theory.</w:t>
+        <w:t xml:space="preserve">The Niche Model Hegemony: Establish how the Niche Model (and its topological derivatives like the Cascade model) has historically served as the structural prior or template for most network theory.</w:t>
       </w:r>
     </w:p>
     <w:p>
@@ -107,19 +95,7 @@
         <w:pStyle w:val="BodyText"/>
       </w:pPr>
       <w:r>
-        <w:t xml:space="preserve">The Philosophy Gap: Contrast structural/topological models (which prioritise species-agnostic link distributions) with</w:t>
-      </w:r>
-      <w:r>
-        <w:t xml:space="preserve"> </w:t>
-      </w:r>
-      <w:r>
-        <w:t xml:space="preserve">“realised/dynamic”</w:t>
-      </w:r>
-      <w:r>
-        <w:t xml:space="preserve"> </w:t>
-      </w:r>
-      <w:r>
-        <w:t xml:space="preserve">models like ATN and ADBM (which prioritise biological mechanisms like bioenergetics and optimal foraging).</w:t>
+        <w:t xml:space="preserve">The Philosophy Gap: Contrast structural/topological models (which prioritise species-agnostic link distributions) with realised/dynamic models like ATN and ADBM (which prioritise biological mechanisms like bioenergetics and optimal foraging).</w:t>
       </w:r>
     </w:p>
     <w:p>
@@ -127,19 +103,7 @@
         <w:pStyle w:val="BodyText"/>
       </w:pPr>
       <w:r>
-        <w:t xml:space="preserve">The Research Question: Do these different philosophical starting points (mechanical vs. statistical) lead to the same conclusions about community stability, or does the choice of</w:t>
-      </w:r>
-      <w:r>
-        <w:t xml:space="preserve"> </w:t>
-      </w:r>
-      <w:r>
-        <w:t xml:space="preserve">“template”</w:t>
-      </w:r>
-      <w:r>
-        <w:t xml:space="preserve"> </w:t>
-      </w:r>
-      <w:r>
-        <w:t xml:space="preserve">fundamentally bias our understanding of extinction dynamics?.</w:t>
+        <w:t xml:space="preserve">The Research Question: Do these different philosophical starting points (mechanical vs. statistical) lead to the same conclusions about community stability, or does the choice of template fundamentally bias our understanding of network dynamics?.</w:t>
       </w:r>
     </w:p>
     <w:bookmarkStart w:id="11" w:name="methods"/>
@@ -621,7 +585,7 @@
         <w:pStyle w:val="BodyText"/>
       </w:pPr>
       <w:r>
-        <w:t xml:space="preserve">Simulation Framework: Explain how an identical species pool was used across all models to isolate the model effect from the data effect. Something about how we constrained networks and also species class assignments if and when valid in constraining the model vs needed as input for the BEFW</w:t>
+        <w:t xml:space="preserve">Simulation Framework: Explain how an identical species pool was used across all models to isolate the model effect from the data effect. Something about how we constrained networks and also species class assignments if and when valid in constraining the model vs needed as input for the BEFW model.</w:t>
       </w:r>
     </w:p>
     <w:p>

--- a/index.docx
+++ b/index.docx
@@ -106,7 +106,7 @@
         <w:t xml:space="preserve">The Research Question: Do these different philosophical starting points (mechanical vs. statistical) lead to the same conclusions about community stability, or does the choice of template fundamentally bias our understanding of network dynamics?.</w:t>
       </w:r>
     </w:p>
-    <w:bookmarkStart w:id="11" w:name="methods"/>
+    <w:bookmarkStart w:id="15" w:name="methods"/>
     <w:p>
       <w:pPr>
         <w:pStyle w:val="Heading1"/>
@@ -115,13 +115,13 @@
         <w:t xml:space="preserve">1. Methods</w:t>
       </w:r>
     </w:p>
-    <w:bookmarkStart w:id="10" w:name="model-selection-and-implementation"/>
+    <w:bookmarkStart w:id="10" w:name="network-generation"/>
     <w:p>
       <w:pPr>
         <w:pStyle w:val="Heading2"/>
       </w:pPr>
       <w:r>
-        <w:t xml:space="preserve">1.1 Model Selection and Implementation</w:t>
+        <w:t xml:space="preserve">1.1 Network generation</w:t>
       </w:r>
     </w:p>
     <w:p>
@@ -129,7 +129,23 @@
         <w:pStyle w:val="FirstParagraph"/>
       </w:pPr>
       <w:r>
-        <w:t xml:space="preserve">Describe the seven model classes - Structural: Niche, Cascade, MaxEnt (Topological templates) vs realised/dynamic: ATN (mechanical/allometric), ADBM (energetic/optimal foraging), and Latent Trait (statistical/allometric)</w:t>
+        <w:t xml:space="preserve">We generated food webs using six established generative models and a maximum entropy (MaxEnt) null model, spanning structural (Niche, Cascade, Random, MaxEnt) and trait-based approaches (Latent Trait Model, Allometric Trophic Network, Allometric Diet Breadth Model). All simulations were implemented in Julia using FoodWebTools and custom extensions.</w:t>
+      </w:r>
+    </w:p>
+    <w:p>
+      <w:pPr>
+        <w:pStyle w:val="BodyText"/>
+      </w:pPr>
+      <w:r>
+        <w:t xml:space="preserve">To isolate model effects from input variation, all trait-based models were parameterised using an identical species pool at each replicate. Species richness was fixed (S=15), and for each iteration we sampled (i) a target basal fraction (U(0.1,0.3)), (ii) metabolic classes consistent with this fraction, and (iii) body masses from class-specific log-uniform distributions. These inputs were shared across the Latent Trait, ATN, and ADBM models. Structural models were instead parameterised by a target connectance drawn from U(0.05, 0.3).</w:t>
+      </w:r>
+    </w:p>
+    <w:p>
+      <w:pPr>
+        <w:pStyle w:val="BodyText"/>
+      </w:pPr>
+      <w:r>
+        <w:t xml:space="preserve">Networks were generated using a rejection-sampling procedure to enforce comparable emergent properties. A network was retained only if its realised basal fraction and connectance fell within the target ranges (0.1–0.3 and 0.05–0.3, respectively). For trait-based models, networks were accepted only when all three models successfully generated valid networks from the same species pool. We obtained 100 valid replicates per model, with an upper bound on sampling attempts to prevent non-termination. MaxEnt networks were constructed by sampling joint in- and out-degree distributions consistent with a target number of links, followed by entropy-maximising rewiring under degree constraints. These networks were subjected to the same acceptance criteria as other models. For each network, we recorded the adjacency matrix, model identity, input parameters, emergent structural properties, and (where applicable) species traits.</w:t>
       </w:r>
     </w:p>
     <w:tbl>
@@ -580,12 +596,48 @@
         </w:tc>
       </w:tr>
     </w:tbl>
+    <w:bookmarkEnd w:id="10"/>
+    <w:bookmarkStart w:id="11" w:name="network-structure"/>
+    <w:p>
+      <w:pPr>
+        <w:pStyle w:val="Heading2"/>
+      </w:pPr>
+      <w:r>
+        <w:t xml:space="preserve">1.2 Network structure</w:t>
+      </w:r>
+    </w:p>
+    <w:p>
+      <w:pPr>
+        <w:pStyle w:val="FirstParagraph"/>
+      </w:pPr>
+      <w:r>
+        <w:t xml:space="preserve">All networks were converted to directed interaction networks and analysed using a standardised pipeline. We quantified structural properties across multiple scales, including connectance, trophic level, generality, vulnerability, clustering, centrality, trophic coherence, and path length. These metrics were used to characterise the structural signature of each model.</w:t>
+      </w:r>
+    </w:p>
+    <w:bookmarkEnd w:id="11"/>
+    <w:bookmarkStart w:id="12" w:name="dynamic-simulations"/>
+    <w:p>
+      <w:pPr>
+        <w:pStyle w:val="Heading2"/>
+      </w:pPr>
+      <w:r>
+        <w:t xml:space="preserve">1.3 Dynamic simulations</w:t>
+      </w:r>
+    </w:p>
+    <w:p>
+      <w:pPr>
+        <w:pStyle w:val="FirstParagraph"/>
+      </w:pPr>
+      <w:r>
+        <w:t xml:space="preserve">To evaluate the dynamical consequences of different generative models, all networks were subjected to a common bioenergetic simulation framework. Dynamics were simulated using a Type II functional response and standard allometric scaling.</w:t>
+      </w:r>
+    </w:p>
     <w:p>
       <w:pPr>
         <w:pStyle w:val="BodyText"/>
       </w:pPr>
       <w:r>
-        <w:t xml:space="preserve">Simulation Framework: Explain how an identical species pool was used across all models to isolate the model effect from the data effect. Something about how we constrained networks and also species class assignments if and when valid in constraining the model vs needed as input for the BEFW model.</w:t>
+        <w:t xml:space="preserve">Trait-based models were parameterised with their corresponding body masses (rescaled by metabolic class), whereas structural models were assigned a default trophic scaling to enable dynamic simulation. Initial biomasses were randomised.</w:t>
       </w:r>
     </w:p>
     <w:p>
@@ -593,7 +645,7 @@
         <w:pStyle w:val="BodyText"/>
       </w:pPr>
       <w:r>
-        <w:t xml:space="preserve">Dynamic Perturbation: Detail the use of a bioenergetic food web model to simulate species loss and cascading extinctions.</w:t>
+        <w:t xml:space="preserve">Simulations were run for 6000 time units, with summary statistics calculated after a burn-in period (3000–6000). Species were removed when biomass fell below 10^-6, and simulations terminated upon reaching steady state.</w:t>
       </w:r>
     </w:p>
     <w:p>
@@ -601,12 +653,48 @@
         <w:pStyle w:val="BodyText"/>
       </w:pPr>
       <w:r>
-        <w:t xml:space="preserve">Metrics for Comparison: Define the macro-scale (connectance), meso-scale (motifs), and micro-scale (generality/vulnerability) properties used to evaluate structural stories. As well as some of the outputs from the dynamic models - persistence/stability</w:t>
-      </w:r>
-    </w:p>
-    <w:bookmarkEnd w:id="10"/>
-    <w:bookmarkEnd w:id="11"/>
-    <w:bookmarkStart w:id="16" w:name="results"/>
+        <w:t xml:space="preserve">We quantified persistence, equilibrium richness and connectance, total biomass and its variability, maximum trophic level, diversity (Shannon, evenness), and local stability metrics (resilience and reactivity). Final network structure was obtained by retaining only surviving species.</w:t>
+      </w:r>
+    </w:p>
+    <w:bookmarkEnd w:id="12"/>
+    <w:bookmarkStart w:id="13" w:name="post-simulation-structure"/>
+    <w:p>
+      <w:pPr>
+        <w:pStyle w:val="Heading2"/>
+      </w:pPr>
+      <w:r>
+        <w:t xml:space="preserve">1.4 Post-simulation structure</w:t>
+      </w:r>
+    </w:p>
+    <w:p>
+      <w:pPr>
+        <w:pStyle w:val="FirstParagraph"/>
+      </w:pPr>
+      <w:r>
+        <w:t xml:space="preserve">To assess how dynamics reshape network topology, we recalculated all structural metrics on the realised (post-extinction) networks, enabling direct comparison between initial and emergent structure across models.</w:t>
+      </w:r>
+    </w:p>
+    <w:bookmarkEnd w:id="13"/>
+    <w:bookmarkStart w:id="14" w:name="experimental-design"/>
+    <w:p>
+      <w:pPr>
+        <w:pStyle w:val="Heading2"/>
+      </w:pPr>
+      <w:r>
+        <w:t xml:space="preserve">1.5 Experimental design</w:t>
+      </w:r>
+    </w:p>
+    <w:p>
+      <w:pPr>
+        <w:pStyle w:val="FirstParagraph"/>
+      </w:pPr>
+      <w:r>
+        <w:t xml:space="preserve">The analysis was designed to isolate the effect of network-generating assumptions by holding constant (i) species richness, (ii) trait distributions (within trait-based models), and (iii) dynamical rules. Differences in structure and dynamics can therefore be attributed directly to the generative model used to reconstruct trophic interactions.</w:t>
+      </w:r>
+    </w:p>
+    <w:bookmarkEnd w:id="14"/>
+    <w:bookmarkEnd w:id="15"/>
+    <w:bookmarkStart w:id="20" w:name="results"/>
     <w:p>
       <w:pPr>
         <w:pStyle w:val="Heading1"/>
@@ -636,7 +724,7 @@
       <w:tr>
         <w:tc>
           <w:tcPr/>
-          <w:bookmarkStart w:id="15" w:name="fig-structure"/>
+          <w:bookmarkStart w:id="19" w:name="fig-structure"/>
           <w:p>
             <w:pPr>
               <w:pStyle w:val="Compact"/>
@@ -647,18 +735,18 @@
                 <wp:inline>
                   <wp:extent cx="5334000" cy="4267199"/>
                   <wp:effectExtent b="0" l="0" r="0" t="0"/>
-                  <wp:docPr descr="" title="" id="13" name="Picture"/>
+                  <wp:docPr descr="" title="" id="17" name="Picture"/>
                   <a:graphic>
                     <a:graphicData uri="http://schemas.openxmlformats.org/drawingml/2006/picture">
                       <pic:pic>
                         <pic:nvPicPr>
-                          <pic:cNvPr descr="figures/lda.png" id="14" name="Picture"/>
+                          <pic:cNvPr descr="figures/lda.png" id="18" name="Picture"/>
                           <pic:cNvPicPr>
                             <a:picLocks noChangeArrowheads="1" noChangeAspect="1"/>
                           </pic:cNvPicPr>
                         </pic:nvPicPr>
                         <pic:blipFill>
-                          <a:blip r:embed="rId12"/>
+                          <a:blip r:embed="rId16"/>
                           <a:stretch>
                             <a:fillRect/>
                           </a:stretch>
@@ -698,7 +786,7 @@
               <w:t xml:space="preserve">Figure 1: Linear discriminant analysis (LDA) of ecological network metrics for the seven model types. Each point represents a replicate, and ellipses indicate 95% confidence regions for each model. The second column represents the correlation of the various network metrics with the respective LDA axes.</w:t>
             </w:r>
           </w:p>
-          <w:bookmarkEnd w:id="15"/>
+          <w:bookmarkEnd w:id="19"/>
         </w:tc>
       </w:tr>
     </w:tbl>
@@ -730,8 +818,8 @@
         <w:t xml:space="preserve">Divergent Stories in Dynamics: Show how models with similar global structures (like connectance) can lead to wildly different pathways of change/collapse/straight lines.</w:t>
       </w:r>
     </w:p>
-    <w:bookmarkEnd w:id="16"/>
-    <w:bookmarkStart w:id="17" w:name="discussion"/>
+    <w:bookmarkEnd w:id="20"/>
+    <w:bookmarkStart w:id="21" w:name="discussion"/>
     <w:p>
       <w:pPr>
         <w:pStyle w:val="Heading1"/>
@@ -772,8 +860,8 @@
         <w:t xml:space="preserve">Implications for Theory: Suggest that researchers must align their reconstruction framework with their inferential goals rather than defaulting to a one-size-fits-all niche template.</w:t>
       </w:r>
     </w:p>
-    <w:bookmarkEnd w:id="17"/>
-    <w:bookmarkStart w:id="31" w:name="references"/>
+    <w:bookmarkEnd w:id="21"/>
+    <w:bookmarkStart w:id="35" w:name="references"/>
     <w:p>
       <w:pPr>
         <w:pStyle w:val="Heading1"/>
@@ -782,8 +870,8 @@
         <w:t xml:space="preserve">References</w:t>
       </w:r>
     </w:p>
-    <w:bookmarkStart w:id="30" w:name="refs"/>
-    <w:bookmarkStart w:id="19" w:name="ref-banville2023"/>
+    <w:bookmarkStart w:id="34" w:name="refs"/>
+    <w:bookmarkStart w:id="23" w:name="ref-banville2023"/>
     <w:p>
       <w:pPr>
         <w:pStyle w:val="Bibliography"/>
@@ -820,7 +908,7 @@
       <w:r>
         <w:t xml:space="preserve"> </w:t>
       </w:r>
-      <w:hyperlink r:id="rId18">
+      <w:hyperlink r:id="rId22">
         <w:r>
           <w:rPr>
             <w:rStyle w:val="Hyperlink"/>
@@ -829,8 +917,8 @@
         </w:r>
       </w:hyperlink>
     </w:p>
-    <w:bookmarkEnd w:id="19"/>
-    <w:bookmarkStart w:id="21" w:name="ref-brose2006"/>
+    <w:bookmarkEnd w:id="23"/>
+    <w:bookmarkStart w:id="25" w:name="ref-brose2006"/>
     <w:p>
       <w:pPr>
         <w:pStyle w:val="Bibliography"/>
@@ -867,7 +955,7 @@
       <w:r>
         <w:t xml:space="preserve">(10), 2411–2417. https://doi.org/</w:t>
       </w:r>
-      <w:hyperlink r:id="rId20">
+      <w:hyperlink r:id="rId24">
         <w:r>
           <w:rPr>
             <w:rStyle w:val="Hyperlink"/>
@@ -876,8 +964,8 @@
         </w:r>
       </w:hyperlink>
     </w:p>
-    <w:bookmarkEnd w:id="21"/>
-    <w:bookmarkStart w:id="23" w:name="ref-cohen1990"/>
+    <w:bookmarkEnd w:id="25"/>
+    <w:bookmarkStart w:id="27" w:name="ref-cohen1990"/>
     <w:p>
       <w:pPr>
         <w:pStyle w:val="Bibliography"/>
@@ -901,7 +989,7 @@
       <w:r>
         <w:t xml:space="preserve"> </w:t>
       </w:r>
-      <w:hyperlink r:id="rId22">
+      <w:hyperlink r:id="rId26">
         <w:r>
           <w:rPr>
             <w:rStyle w:val="Hyperlink"/>
@@ -910,8 +998,8 @@
         </w:r>
       </w:hyperlink>
     </w:p>
-    <w:bookmarkEnd w:id="23"/>
-    <w:bookmarkStart w:id="25" w:name="ref-petchey2008"/>
+    <w:bookmarkEnd w:id="27"/>
+    <w:bookmarkStart w:id="29" w:name="ref-petchey2008"/>
     <w:p>
       <w:pPr>
         <w:pStyle w:val="Bibliography"/>
@@ -948,7 +1036,7 @@
       <w:r>
         <w:t xml:space="preserve"> </w:t>
       </w:r>
-      <w:hyperlink r:id="rId24">
+      <w:hyperlink r:id="rId28">
         <w:r>
           <w:rPr>
             <w:rStyle w:val="Hyperlink"/>
@@ -957,8 +1045,8 @@
         </w:r>
       </w:hyperlink>
     </w:p>
-    <w:bookmarkEnd w:id="25"/>
-    <w:bookmarkStart w:id="27" w:name="ref-rohr2010"/>
+    <w:bookmarkEnd w:id="29"/>
+    <w:bookmarkStart w:id="31" w:name="ref-rohr2010"/>
     <w:p>
       <w:pPr>
         <w:pStyle w:val="Bibliography"/>
@@ -995,7 +1083,7 @@
       <w:r>
         <w:t xml:space="preserve"> </w:t>
       </w:r>
-      <w:hyperlink r:id="rId26">
+      <w:hyperlink r:id="rId30">
         <w:r>
           <w:rPr>
             <w:rStyle w:val="Hyperlink"/>
@@ -1004,8 +1092,8 @@
         </w:r>
       </w:hyperlink>
     </w:p>
-    <w:bookmarkEnd w:id="27"/>
-    <w:bookmarkStart w:id="29" w:name="ref-williams2000"/>
+    <w:bookmarkEnd w:id="31"/>
+    <w:bookmarkStart w:id="33" w:name="ref-williams2000"/>
     <w:p>
       <w:pPr>
         <w:pStyle w:val="Bibliography"/>
@@ -1042,7 +1130,7 @@
       <w:r>
         <w:t xml:space="preserve"> </w:t>
       </w:r>
-      <w:hyperlink r:id="rId28">
+      <w:hyperlink r:id="rId32">
         <w:r>
           <w:rPr>
             <w:rStyle w:val="Hyperlink"/>
@@ -1051,9 +1139,9 @@
         </w:r>
       </w:hyperlink>
     </w:p>
-    <w:bookmarkEnd w:id="29"/>
-    <w:bookmarkEnd w:id="30"/>
-    <w:bookmarkEnd w:id="31"/>
+    <w:bookmarkEnd w:id="33"/>
+    <w:bookmarkEnd w:id="34"/>
+    <w:bookmarkEnd w:id="35"/>
     <w:sectPr>
       <w:footnotePr>
         <w:numRestart w:val="eachSect"/>

--- a/index.docx
+++ b/index.docx
@@ -55,7 +55,7 @@
         <w:pStyle w:val="Date"/>
       </w:pPr>
       <w:r>
-        <w:t xml:space="preserve">2026-04-21</w:t>
+        <w:t xml:space="preserve">2026-06-01</w:t>
       </w:r>
     </w:p>
     <w:p>
@@ -629,7 +629,7 @@
         <w:pStyle w:val="FirstParagraph"/>
       </w:pPr>
       <w:r>
-        <w:t xml:space="preserve">To evaluate the dynamical consequences of different generative models, all networks were subjected to a common bioenergetic simulation framework. Dynamics were simulated using a Type II functional response and standard allometric scaling.</w:t>
+        <w:t xml:space="preserve">To evaluate the dynamical consequences of different generative models, all networks were subjected to a common bioenergetic simulation framework using EcologicalNetworksDynamics.jl.</w:t>
       </w:r>
     </w:p>
     <w:p>
@@ -637,7 +637,7 @@
         <w:pStyle w:val="BodyText"/>
       </w:pPr>
       <w:r>
-        <w:t xml:space="preserve">Trait-based models were parameterised with their corresponding body masses (rescaled by metabolic class), whereas structural models were assigned a default trophic scaling to enable dynamic simulation. Initial biomasses were randomised.</w:t>
+        <w:t xml:space="preserve">For trait-based models (ATN, ADBM, LTN), species body masses were taken from the generative netwroks and rescaled relative to the producer with the lowest body mass. These models were then parameterised with their corresponding body masses and stardard allometric scaling. For structual models (Niche, Cascade, MaxEnt, Random), where explicit trait information was not available, we assigned body masses using trophic scaling with a predator–prey body-mass ratio of 100, a value commonly used for aquatic food webs. Initial species biomasses were randomly assigned. Dynamics were simulated using a Type III functional response, with a Hill exponent of 2.</w:t>
       </w:r>
     </w:p>
     <w:p>
@@ -645,7 +645,25 @@
         <w:pStyle w:val="BodyText"/>
       </w:pPr>
       <w:r>
-        <w:t xml:space="preserve">Simulations were run for 6000 time units, with summary statistics calculated after a burn-in period (3000–6000). Species were removed when biomass fell below 10^-6, and simulations terminated upon reaching steady state.</w:t>
+        <w:t xml:space="preserve">Each network was simulated until a steady state was reached, with a minimum simulation time of 2000 time units and a maximum of 5000 time units. Equilibrium properties were calculated over the final 500 time units of each simulation. Species were considered extinct and removed when their biomass fell below 10−6. At equilibrium, both extinct species and disconnected species were removed, yielding the realised post-simulation network.</w:t>
+      </w:r>
+    </w:p>
+    <w:bookmarkEnd w:id="12"/>
+    <w:bookmarkStart w:id="13" w:name="post-simulation-analyses"/>
+    <w:p>
+      <w:pPr>
+        <w:pStyle w:val="Heading2"/>
+      </w:pPr>
+      <w:r>
+        <w:t xml:space="preserve">1.4 Post-simulation analyses</w:t>
+      </w:r>
+    </w:p>
+    <w:p>
+      <w:pPr>
+        <w:pStyle w:val="FirstParagraph"/>
+      </w:pPr>
+      <w:r>
+        <w:t xml:space="preserve">Post-simulation analyses quantified two complementary outcomes: community dynamics and realise network topology at equilibrium.</w:t>
       </w:r>
     </w:p>
     <w:p>
@@ -653,25 +671,15 @@
         <w:pStyle w:val="BodyText"/>
       </w:pPr>
       <w:r>
-        <w:t xml:space="preserve">We quantified persistence, equilibrium richness and connectance, total biomass and its variability, maximum trophic level, diversity (Shannon, evenness), and local stability metrics (resilience and reactivity). Final network structure was obtained by retaining only surviving species.</w:t>
-      </w:r>
-    </w:p>
-    <w:bookmarkEnd w:id="12"/>
-    <w:bookmarkStart w:id="13" w:name="post-simulation-structure"/>
-    <w:p>
-      <w:pPr>
-        <w:pStyle w:val="Heading2"/>
-      </w:pPr>
-      <w:r>
-        <w:t xml:space="preserve">1.4 Post-simulation structure</w:t>
-      </w:r>
-    </w:p>
-    <w:p>
-      <w:pPr>
-        <w:pStyle w:val="FirstParagraph"/>
-      </w:pPr>
-      <w:r>
-        <w:t xml:space="preserve">To assess how dynamics reshape network topology, we recalculated all structural metrics on the realised (post-extinction) networks, enabling direct comparison between initial and emergent structure across models.</w:t>
+        <w:t xml:space="preserve">For community dynamics, we focused on persistence (proportion of species surviving), total community biomass, maximum trophic level, diversity (Shannon, evenness), and local stability metrics (resilience and reactivity). Local stability metrics were calculated using EcoNetPostProcessing.jl.</w:t>
+      </w:r>
+    </w:p>
+    <w:p>
+      <w:pPr>
+        <w:pStyle w:val="BodyText"/>
+      </w:pPr>
+      <w:r>
+        <w:t xml:space="preserve">To assess how dynamics reshape network topology, we recalculated all structural metrics on the realised (post-extinction) network topology, enabling direct comparison between initial and emergent structure across models.</w:t>
       </w:r>
     </w:p>
     <w:bookmarkEnd w:id="13"/>

--- a/index.docx
+++ b/index.docx
@@ -702,7 +702,7 @@
     </w:p>
     <w:bookmarkEnd w:id="14"/>
     <w:bookmarkEnd w:id="15"/>
-    <w:bookmarkStart w:id="20" w:name="results"/>
+    <w:bookmarkStart w:id="24" w:name="results"/>
     <w:p>
       <w:pPr>
         <w:pStyle w:val="Heading1"/>
@@ -717,6 +717,26 @@
       </w:pPr>
       <w:r>
         <w:t xml:space="preserve">Structural Signatures: Report how much variance is explained by the model choice.</w:t>
+      </w:r>
+    </w:p>
+    <w:p>
+      <w:pPr>
+        <w:pStyle w:val="BodyText"/>
+      </w:pPr>
+      <w:r>
+        <w:t xml:space="preserve">The Niche Model Template: Identify if the structural models occupy a central</w:t>
+      </w:r>
+      <w:r>
+        <w:t xml:space="preserve"> </w:t>
+      </w:r>
+      <w:r>
+        <w:t xml:space="preserve">‘mean space’</w:t>
+      </w:r>
+      <w:r>
+        <w:t xml:space="preserve"> </w:t>
+      </w:r>
+      <w:r>
+        <w:t xml:space="preserve">or if the dynamic models diverge into non-overlapping regions.</w:t>
       </w:r>
     </w:p>
     <w:tbl>
@@ -741,14 +761,14 @@
             <w:r>
               <w:drawing>
                 <wp:inline>
-                  <wp:extent cx="5334000" cy="4267199"/>
+                  <wp:extent cx="5334000" cy="2133599"/>
                   <wp:effectExtent b="0" l="0" r="0" t="0"/>
                   <wp:docPr descr="" title="" id="17" name="Picture"/>
                   <a:graphic>
                     <a:graphicData uri="http://schemas.openxmlformats.org/drawingml/2006/picture">
                       <pic:pic>
                         <pic:nvPicPr>
-                          <pic:cNvPr descr="figures/lda.png" id="18" name="Picture"/>
+                          <pic:cNvPr descr="figures/lda_compare.png" id="18" name="Picture"/>
                           <pic:cNvPicPr>
                             <a:picLocks noChangeArrowheads="1" noChangeAspect="1"/>
                           </pic:cNvPicPr>
@@ -762,7 +782,7 @@
                         <pic:spPr bwMode="auto">
                           <a:xfrm>
                             <a:off x="0" y="0"/>
-                            <a:ext cx="5334000" cy="4267199"/>
+                            <a:ext cx="5334000" cy="2133599"/>
                           </a:xfrm>
                           <a:prstGeom prst="rect">
                             <a:avLst/>
@@ -791,7 +811,7 @@
               <w:pStyle w:val="ImageCaption"/>
             </w:pPr>
             <w:r>
-              <w:t xml:space="preserve">Figure 1: Linear discriminant analysis (LDA) of ecological network metrics for the seven model types. Each point represents a replicate, and ellipses indicate 95% confidence regions for each model. The second column represents the correlation of the various network metrics with the respective LDA axes.</w:t>
+              <w:t xml:space="preserve">Figure 1: Linear discriminant analysis (LDA) of ecological network metrics for the seven model types. Each point represents a replicate, and ellipses indicate 95% confidence regions for each model. The second column represents the correlation of the various network metrics with the respective LDA axes. Left is before putting into END and right is post simulation structure (equilibrium topology)</w:t>
             </w:r>
           </w:p>
           <w:bookmarkEnd w:id="19"/>
@@ -803,19 +823,104 @@
         <w:pStyle w:val="BodyText"/>
       </w:pPr>
       <w:r>
-        <w:t xml:space="preserve">The Niche Model Template: Identify if the structural models occupy a central</w:t>
-      </w:r>
-      <w:r>
-        <w:t xml:space="preserve"> </w:t>
-      </w:r>
-      <w:r>
-        <w:t xml:space="preserve">‘mean space’</w:t>
-      </w:r>
-      <w:r>
-        <w:t xml:space="preserve"> </w:t>
-      </w:r>
-      <w:r>
-        <w:t xml:space="preserve">or if the dynamic models diverge into non-overlapping regions.</w:t>
+        <w:t xml:space="preserve">Divergent Stories in Dynamics: Show how/if models with similar global structures (like connectance) can lead to wildly different pathways of change/collapse/straight lines.</w:t>
+      </w:r>
+    </w:p>
+    <w:tbl>
+      <w:tblPr>
+        <w:tblStyle w:val="Table"/>
+        <w:tblW w:type="pct" w:w="5000"/>
+        <w:tblLayout w:type="fixed"/>
+        <w:tblLook w:firstRow="0" w:lastRow="0" w:firstColumn="0" w:lastColumn="0" w:noHBand="0" w:noVBand="0" w:val="0000"/>
+      </w:tblPr>
+      <w:tblGrid>
+        <w:gridCol w:w="7920"/>
+      </w:tblGrid>
+      <w:tr>
+        <w:tc>
+          <w:tcPr/>
+          <w:bookmarkStart w:id="23" w:name="fig-stability"/>
+          <w:p>
+            <w:pPr>
+              <w:pStyle w:val="Compact"/>
+              <w:jc w:val="center"/>
+            </w:pPr>
+            <w:r>
+              <w:drawing>
+                <wp:inline>
+                  <wp:extent cx="5334000" cy="3111500"/>
+                  <wp:effectExtent b="0" l="0" r="0" t="0"/>
+                  <wp:docPr descr="" title="" id="21" name="Picture"/>
+                  <a:graphic>
+                    <a:graphicData uri="http://schemas.openxmlformats.org/drawingml/2006/picture">
+                      <pic:pic>
+                        <pic:nvPicPr>
+                          <pic:cNvPr descr="figures/boxplots_dynamic_metrics.png" id="22" name="Picture"/>
+                          <pic:cNvPicPr>
+                            <a:picLocks noChangeArrowheads="1" noChangeAspect="1"/>
+                          </pic:cNvPicPr>
+                        </pic:nvPicPr>
+                        <pic:blipFill>
+                          <a:blip r:embed="rId20"/>
+                          <a:stretch>
+                            <a:fillRect/>
+                          </a:stretch>
+                        </pic:blipFill>
+                        <pic:spPr bwMode="auto">
+                          <a:xfrm>
+                            <a:off x="0" y="0"/>
+                            <a:ext cx="5334000" cy="3111500"/>
+                          </a:xfrm>
+                          <a:prstGeom prst="rect">
+                            <a:avLst/>
+                          </a:prstGeom>
+                          <a:noFill/>
+                          <a:ln w="9525">
+                            <a:noFill/>
+                            <a:headEnd/>
+                            <a:tailEnd/>
+                          </a:ln>
+                        </pic:spPr>
+                      </pic:pic>
+                    </a:graphicData>
+                  </a:graphic>
+                </wp:inline>
+              </w:drawing>
+            </w:r>
+          </w:p>
+          <w:p>
+            <w:pPr>
+              <w:jc w:val="center"/>
+            </w:pPr>
+            <w:pPr>
+              <w:jc w:val="left"/>
+              <w:spacing w:before="200"/>
+              <w:pStyle w:val="ImageCaption"/>
+            </w:pPr>
+            <w:r>
+              <w:t xml:space="preserve">Figure 2: Boxplots showing stability metrics/information about dynamics of the system.</w:t>
+            </w:r>
+          </w:p>
+          <w:bookmarkEnd w:id="23"/>
+        </w:tc>
+      </w:tr>
+    </w:tbl>
+    <w:bookmarkEnd w:id="24"/>
+    <w:bookmarkStart w:id="25" w:name="discussion"/>
+    <w:p>
+      <w:pPr>
+        <w:pStyle w:val="Heading1"/>
+      </w:pPr>
+      <w:r>
+        <w:t xml:space="preserve">3. Discussion</w:t>
+      </w:r>
+    </w:p>
+    <w:p>
+      <w:pPr>
+        <w:pStyle w:val="FirstParagraph"/>
+      </w:pPr>
+      <w:r>
+        <w:t xml:space="preserve">Reconstruction is Not Neutral: Discuss how models act as structural priors that condition ecological inference. Well maybe - paleo webs seems to suggest this</w:t>
       </w:r>
     </w:p>
     <w:p>
@@ -823,63 +928,37 @@
         <w:pStyle w:val="BodyText"/>
       </w:pPr>
       <w:r>
-        <w:t xml:space="preserve">Divergent Stories in Dynamics: Show how models with similar global structures (like connectance) can lead to wildly different pathways of change/collapse/straight lines.</w:t>
-      </w:r>
-    </w:p>
-    <w:bookmarkEnd w:id="20"/>
-    <w:bookmarkStart w:id="21" w:name="discussion"/>
+        <w:t xml:space="preserve">Template Dependence: Address the core question: Is everything a derivative of the niche model? If dynamic models show unique cascade patterns not captured by the niche model, argue that the niche template may be insufficient for dynamic questions.</w:t>
+      </w:r>
+    </w:p>
+    <w:p>
+      <w:pPr>
+        <w:pStyle w:val="BodyText"/>
+      </w:pPr>
+      <w:r>
+        <w:t xml:space="preserve">Scale-Dependent Robustness: Reflect on why species-level patterns might look similar across models while the fine-grained story of dynamic change is highly model-contingent.</w:t>
+      </w:r>
+    </w:p>
+    <w:p>
+      <w:pPr>
+        <w:pStyle w:val="BodyText"/>
+      </w:pPr>
+      <w:r>
+        <w:t xml:space="preserve">Implications for Theory: Suggest that researchers must align their reconstruction framework with their inferential goals rather than defaulting to a one-size-fits-all niche template.</w:t>
+      </w:r>
+    </w:p>
+    <w:bookmarkEnd w:id="25"/>
+    <w:bookmarkStart w:id="39" w:name="references"/>
     <w:p>
       <w:pPr>
         <w:pStyle w:val="Heading1"/>
       </w:pPr>
       <w:r>
-        <w:t xml:space="preserve">3. Discussion</w:t>
-      </w:r>
-    </w:p>
-    <w:p>
-      <w:pPr>
-        <w:pStyle w:val="FirstParagraph"/>
-      </w:pPr>
-      <w:r>
-        <w:t xml:space="preserve">Reconstruction is Not Neutral: Discuss how models act as structural priors that condition ecological inference. Well maybe - paleo webs seems to suggest this</w:t>
-      </w:r>
-    </w:p>
-    <w:p>
-      <w:pPr>
-        <w:pStyle w:val="BodyText"/>
-      </w:pPr>
-      <w:r>
-        <w:t xml:space="preserve">Template Dependence: Address the core question: Is everything a derivative of the niche model? If dynamic models show unique cascade patterns not captured by the niche model, argue that the niche template may be insufficient for dynamic questions.</w:t>
-      </w:r>
-    </w:p>
-    <w:p>
-      <w:pPr>
-        <w:pStyle w:val="BodyText"/>
-      </w:pPr>
-      <w:r>
-        <w:t xml:space="preserve">Scale-Dependent Robustness: Reflect on why species-level patterns might look similar across models while the fine-grained story of dynamic change is highly model-contingent.</w:t>
-      </w:r>
-    </w:p>
-    <w:p>
-      <w:pPr>
-        <w:pStyle w:val="BodyText"/>
-      </w:pPr>
-      <w:r>
-        <w:t xml:space="preserve">Implications for Theory: Suggest that researchers must align their reconstruction framework with their inferential goals rather than defaulting to a one-size-fits-all niche template.</w:t>
-      </w:r>
-    </w:p>
-    <w:bookmarkEnd w:id="21"/>
-    <w:bookmarkStart w:id="35" w:name="references"/>
-    <w:p>
-      <w:pPr>
-        <w:pStyle w:val="Heading1"/>
-      </w:pPr>
-      <w:r>
         <w:t xml:space="preserve">References</w:t>
       </w:r>
     </w:p>
-    <w:bookmarkStart w:id="34" w:name="refs"/>
-    <w:bookmarkStart w:id="23" w:name="ref-banville2023"/>
+    <w:bookmarkStart w:id="38" w:name="refs"/>
+    <w:bookmarkStart w:id="27" w:name="ref-banville2023"/>
     <w:p>
       <w:pPr>
         <w:pStyle w:val="Bibliography"/>
@@ -916,7 +995,7 @@
       <w:r>
         <w:t xml:space="preserve"> </w:t>
       </w:r>
-      <w:hyperlink r:id="rId22">
+      <w:hyperlink r:id="rId26">
         <w:r>
           <w:rPr>
             <w:rStyle w:val="Hyperlink"/>
@@ -925,8 +1004,8 @@
         </w:r>
       </w:hyperlink>
     </w:p>
-    <w:bookmarkEnd w:id="23"/>
-    <w:bookmarkStart w:id="25" w:name="ref-brose2006"/>
+    <w:bookmarkEnd w:id="27"/>
+    <w:bookmarkStart w:id="29" w:name="ref-brose2006"/>
     <w:p>
       <w:pPr>
         <w:pStyle w:val="Bibliography"/>
@@ -963,7 +1042,7 @@
       <w:r>
         <w:t xml:space="preserve">(10), 2411–2417. https://doi.org/</w:t>
       </w:r>
-      <w:hyperlink r:id="rId24">
+      <w:hyperlink r:id="rId28">
         <w:r>
           <w:rPr>
             <w:rStyle w:val="Hyperlink"/>
@@ -972,8 +1051,8 @@
         </w:r>
       </w:hyperlink>
     </w:p>
-    <w:bookmarkEnd w:id="25"/>
-    <w:bookmarkStart w:id="27" w:name="ref-cohen1990"/>
+    <w:bookmarkEnd w:id="29"/>
+    <w:bookmarkStart w:id="31" w:name="ref-cohen1990"/>
     <w:p>
       <w:pPr>
         <w:pStyle w:val="Bibliography"/>
@@ -997,7 +1076,7 @@
       <w:r>
         <w:t xml:space="preserve"> </w:t>
       </w:r>
-      <w:hyperlink r:id="rId26">
+      <w:hyperlink r:id="rId30">
         <w:r>
           <w:rPr>
             <w:rStyle w:val="Hyperlink"/>
@@ -1006,8 +1085,8 @@
         </w:r>
       </w:hyperlink>
     </w:p>
-    <w:bookmarkEnd w:id="27"/>
-    <w:bookmarkStart w:id="29" w:name="ref-petchey2008"/>
+    <w:bookmarkEnd w:id="31"/>
+    <w:bookmarkStart w:id="33" w:name="ref-petchey2008"/>
     <w:p>
       <w:pPr>
         <w:pStyle w:val="Bibliography"/>
@@ -1044,7 +1123,7 @@
       <w:r>
         <w:t xml:space="preserve"> </w:t>
       </w:r>
-      <w:hyperlink r:id="rId28">
+      <w:hyperlink r:id="rId32">
         <w:r>
           <w:rPr>
             <w:rStyle w:val="Hyperlink"/>
@@ -1053,8 +1132,8 @@
         </w:r>
       </w:hyperlink>
     </w:p>
-    <w:bookmarkEnd w:id="29"/>
-    <w:bookmarkStart w:id="31" w:name="ref-rohr2010"/>
+    <w:bookmarkEnd w:id="33"/>
+    <w:bookmarkStart w:id="35" w:name="ref-rohr2010"/>
     <w:p>
       <w:pPr>
         <w:pStyle w:val="Bibliography"/>
@@ -1091,7 +1170,7 @@
       <w:r>
         <w:t xml:space="preserve"> </w:t>
       </w:r>
-      <w:hyperlink r:id="rId30">
+      <w:hyperlink r:id="rId34">
         <w:r>
           <w:rPr>
             <w:rStyle w:val="Hyperlink"/>
@@ -1100,8 +1179,8 @@
         </w:r>
       </w:hyperlink>
     </w:p>
-    <w:bookmarkEnd w:id="31"/>
-    <w:bookmarkStart w:id="33" w:name="ref-williams2000"/>
+    <w:bookmarkEnd w:id="35"/>
+    <w:bookmarkStart w:id="37" w:name="ref-williams2000"/>
     <w:p>
       <w:pPr>
         <w:pStyle w:val="Bibliography"/>
@@ -1138,7 +1217,7 @@
       <w:r>
         <w:t xml:space="preserve"> </w:t>
       </w:r>
-      <w:hyperlink r:id="rId32">
+      <w:hyperlink r:id="rId36">
         <w:r>
           <w:rPr>
             <w:rStyle w:val="Hyperlink"/>
@@ -1147,9 +1226,9 @@
         </w:r>
       </w:hyperlink>
     </w:p>
-    <w:bookmarkEnd w:id="33"/>
-    <w:bookmarkEnd w:id="34"/>
-    <w:bookmarkEnd w:id="35"/>
+    <w:bookmarkEnd w:id="37"/>
+    <w:bookmarkEnd w:id="38"/>
+    <w:bookmarkEnd w:id="39"/>
     <w:sectPr>
       <w:footnotePr>
         <w:numRestart w:val="eachSect"/>

--- a/index.docx
+++ b/index.docx
@@ -55,7 +55,7 @@
         <w:pStyle w:val="Date"/>
       </w:pPr>
       <w:r>
-        <w:t xml:space="preserve">2026-06-26</w:t>
+        <w:t xml:space="preserve">2026-06-29</w:t>
       </w:r>
     </w:p>
     <w:p>
@@ -828,7 +828,7 @@
     </w:p>
     <w:bookmarkEnd w:id="18"/>
     <w:bookmarkEnd w:id="19"/>
-    <w:bookmarkStart w:id="35" w:name="results"/>
+    <w:bookmarkStart w:id="39" w:name="results"/>
     <w:p>
       <w:pPr>
         <w:pStyle w:val="Heading1"/>
@@ -1049,19 +1049,14 @@
       <w:r>
         <w:t xml:space="preserve">Projection of all networks into a common topology space revealed that initial and realised food-web topologies occupied distinct regions of multivariate space (</w:t>
       </w:r>
-      <w:r>
-        <w:t xml:space="preserve">(</w:t>
-      </w:r>
-      <w:r>
-        <w:rPr>
-          <w:b/>
-          <w:bCs/>
-        </w:rPr>
-        <w:t xml:space="preserve">figures/PTA.png?</w:t>
-      </w:r>
-      <w:r>
-        <w:t xml:space="preserve">)</w:t>
-      </w:r>
+      <w:hyperlink w:anchor="fig-PTA">
+        <w:r>
+          <w:rPr>
+            <w:rStyle w:val="Hyperlink"/>
+          </w:rPr>
+          <w:t xml:space="preserve">Figure 3</w:t>
+        </w:r>
+      </w:hyperlink>
       <w:r>
         <w:t xml:space="preserve">). The XX principal components explained</w:t>
       </w:r>
@@ -1081,19 +1076,14 @@
       <w:r>
         <w:t xml:space="preserve">of the total variation in network structure, with variation primarily associated with [mention the highest loading metrics, e.g. connectance, modularity, trophic coherence, etc.] (</w:t>
       </w:r>
-      <w:r>
-        <w:t xml:space="preserve">(</w:t>
-      </w:r>
-      <w:r>
-        <w:rPr>
-          <w:b/>
-          <w:bCs/>
-        </w:rPr>
-        <w:t xml:space="preserve">figures/PTA.png?</w:t>
-      </w:r>
-      <w:r>
-        <w:t xml:space="preserve">)</w:t>
-      </w:r>
+      <w:hyperlink w:anchor="fig-PTA">
+        <w:r>
+          <w:rPr>
+            <w:rStyle w:val="Hyperlink"/>
+          </w:rPr>
+          <w:t xml:space="preserve">Figure 3</w:t>
+        </w:r>
+      </w:hyperlink>
       <w:r>
         <w:t xml:space="preserve"> </w:t>
       </w:r>
@@ -1108,19 +1098,14 @@
       <w:r>
         <w:t xml:space="preserve">All reconstruction models underwent measurable shifts in topology following dynamic simulations, although both the magnitude and direction of change differed among models (</w:t>
       </w:r>
-      <w:r>
-        <w:t xml:space="preserve">(</w:t>
-      </w:r>
-      <w:r>
-        <w:rPr>
-          <w:b/>
-          <w:bCs/>
-        </w:rPr>
-        <w:t xml:space="preserve">figures/PTA.png?</w:t>
-      </w:r>
-      <w:r>
-        <w:t xml:space="preserve">)</w:t>
-      </w:r>
+      <w:hyperlink w:anchor="fig-PTA">
+        <w:r>
+          <w:rPr>
+            <w:rStyle w:val="Hyperlink"/>
+          </w:rPr>
+          <w:t xml:space="preserve">Figure 3</w:t>
+        </w:r>
+      </w:hyperlink>
       <w:r>
         <w:t xml:space="preserve"> </w:t>
       </w:r>
@@ -1135,19 +1120,14 @@
       <w:r>
         <w:t xml:space="preserve">The principal dimensions underlying these changes differed among reconstruction models (</w:t>
       </w:r>
-      <w:r>
-        <w:t xml:space="preserve">(</w:t>
-      </w:r>
-      <w:r>
-        <w:rPr>
-          <w:b/>
-          <w:bCs/>
-        </w:rPr>
-        <w:t xml:space="preserve">figures/PTA.png?</w:t>
-      </w:r>
-      <w:r>
-        <w:t xml:space="preserve">)</w:t>
-      </w:r>
+      <w:hyperlink w:anchor="fig-PTA">
+        <w:r>
+          <w:rPr>
+            <w:rStyle w:val="Hyperlink"/>
+          </w:rPr>
+          <w:t xml:space="preserve">Figure 3</w:t>
+        </w:r>
+      </w:hyperlink>
       <w:r>
         <w:t xml:space="preserve"> </w:t>
       </w:r>
@@ -1259,19 +1239,14 @@
       <w:r>
         <w:t xml:space="preserve">Finally, realised networks showed evidence of convergence within topology space (</w:t>
       </w:r>
-      <w:r>
-        <w:t xml:space="preserve">(</w:t>
-      </w:r>
-      <w:r>
-        <w:rPr>
-          <w:b/>
-          <w:bCs/>
-        </w:rPr>
-        <w:t xml:space="preserve">figures/PTA.png?</w:t>
-      </w:r>
-      <w:r>
-        <w:t xml:space="preserve">)</w:t>
-      </w:r>
+      <w:hyperlink w:anchor="fig-PTA">
+        <w:r>
+          <w:rPr>
+            <w:rStyle w:val="Hyperlink"/>
+          </w:rPr>
+          <w:t xml:space="preserve">Figure 3</w:t>
+        </w:r>
+      </w:hyperlink>
       <w:r>
         <w:t xml:space="preserve"> </w:t>
       </w:r>
@@ -1359,18 +1334,117 @@
       </w:tr>
     </w:tbl>
     <w:bookmarkEnd w:id="33"/>
-    <w:bookmarkStart w:id="34" w:name="inferred-network-dynamics"/>
+    <w:bookmarkStart w:id="38" w:name="Xf2797aee86068fca9c3a695a1cb6df204cb839d"/>
     <w:p>
       <w:pPr>
         <w:pStyle w:val="Heading2"/>
       </w:pPr>
       <w:r>
-        <w:t xml:space="preserve">3.3 Inferred network dynamics</w:t>
-      </w:r>
-    </w:p>
-    <w:bookmarkEnd w:id="34"/>
-    <w:bookmarkEnd w:id="35"/>
-    <w:bookmarkStart w:id="36" w:name="discussion"/>
+        <w:t xml:space="preserve">3.3 Models confer similar stability inferences</w:t>
+      </w:r>
+    </w:p>
+    <w:p>
+      <w:pPr>
+        <w:pStyle w:val="FirstParagraph"/>
+      </w:pPr>
+      <w:r>
+        <w:t xml:space="preserve">LTM is outlier but arguably not properly initialised/parameterised (cf Laura). Random also occasional</w:t>
+      </w:r>
+      <w:r>
+        <w:t xml:space="preserve"> </w:t>
+      </w:r>
+      <w:r>
+        <w:t xml:space="preserve">‘outlier’</w:t>
+      </w:r>
+      <w:r>
+        <w:t xml:space="preserve"> </w:t>
+      </w:r>
+      <w:r>
+        <w:t xml:space="preserve">but that makes sense - it’s also the model that delivers the weird netowkrs (ecologically speaking)</w:t>
+      </w:r>
+    </w:p>
+    <w:tbl>
+      <w:tblPr>
+        <w:tblStyle w:val="Table"/>
+        <w:tblW w:type="pct" w:w="5000"/>
+        <w:tblLayout w:type="fixed"/>
+        <w:tblLook w:firstRow="0" w:lastRow="0" w:firstColumn="0" w:lastColumn="0" w:noHBand="0" w:noVBand="0" w:val="0000"/>
+      </w:tblPr>
+      <w:tblGrid>
+        <w:gridCol w:w="7920"/>
+      </w:tblGrid>
+      <w:tr>
+        <w:tc>
+          <w:tcPr/>
+          <w:bookmarkStart w:id="37" w:name="fig-emmeans"/>
+          <w:p>
+            <w:pPr>
+              <w:pStyle w:val="Compact"/>
+              <w:jc w:val="center"/>
+            </w:pPr>
+            <w:r>
+              <w:drawing>
+                <wp:inline>
+                  <wp:extent cx="5334000" cy="3111500"/>
+                  <wp:effectExtent b="0" l="0" r="0" t="0"/>
+                  <wp:docPr descr="" title="" id="35" name="Picture"/>
+                  <a:graphic>
+                    <a:graphicData uri="http://schemas.openxmlformats.org/drawingml/2006/picture">
+                      <pic:pic>
+                        <pic:nvPicPr>
+                          <pic:cNvPr descr="figures/dynamics_emmeans.png" id="36" name="Picture"/>
+                          <pic:cNvPicPr>
+                            <a:picLocks noChangeArrowheads="1" noChangeAspect="1"/>
+                          </pic:cNvPicPr>
+                        </pic:nvPicPr>
+                        <pic:blipFill>
+                          <a:blip r:embed="rId34"/>
+                          <a:stretch>
+                            <a:fillRect/>
+                          </a:stretch>
+                        </pic:blipFill>
+                        <pic:spPr bwMode="auto">
+                          <a:xfrm>
+                            <a:off x="0" y="0"/>
+                            <a:ext cx="5334000" cy="3111500"/>
+                          </a:xfrm>
+                          <a:prstGeom prst="rect">
+                            <a:avLst/>
+                          </a:prstGeom>
+                          <a:noFill/>
+                          <a:ln w="9525">
+                            <a:noFill/>
+                            <a:headEnd/>
+                            <a:tailEnd/>
+                          </a:ln>
+                        </pic:spPr>
+                      </pic:pic>
+                    </a:graphicData>
+                  </a:graphic>
+                </wp:inline>
+              </w:drawing>
+            </w:r>
+          </w:p>
+          <w:p>
+            <w:pPr>
+              <w:jc w:val="center"/>
+            </w:pPr>
+            <w:pPr>
+              <w:jc w:val="left"/>
+              <w:spacing w:before="200"/>
+              <w:pStyle w:val="ImageCaption"/>
+            </w:pPr>
+            <w:r>
+              <w:t xml:space="preserve">Figure 4: TODO.</w:t>
+            </w:r>
+          </w:p>
+          <w:bookmarkEnd w:id="37"/>
+        </w:tc>
+      </w:tr>
+    </w:tbl>
+    <w:bookmarkEnd w:id="38"/>
+    <w:bookmarkEnd w:id="39"/>
+    <w:bookmarkStart w:id="40" w:name="discussion"/>
     <w:p>
       <w:pPr>
         <w:pStyle w:val="Heading1"/>
@@ -1411,8 +1485,8 @@
         <w:t xml:space="preserve">Implications for Theory: Suggest that researchers must align their reconstruction framework with their inferential goals rather than defaulting to a one-size-fits-all niche template.</w:t>
       </w:r>
     </w:p>
-    <w:bookmarkEnd w:id="36"/>
-    <w:bookmarkStart w:id="50" w:name="references"/>
+    <w:bookmarkEnd w:id="40"/>
+    <w:bookmarkStart w:id="54" w:name="references"/>
     <w:p>
       <w:pPr>
         <w:pStyle w:val="Heading1"/>
@@ -1421,8 +1495,8 @@
         <w:t xml:space="preserve">References</w:t>
       </w:r>
     </w:p>
-    <w:bookmarkStart w:id="49" w:name="refs"/>
-    <w:bookmarkStart w:id="38" w:name="ref-banville2023"/>
+    <w:bookmarkStart w:id="53" w:name="refs"/>
+    <w:bookmarkStart w:id="42" w:name="ref-banville2023"/>
     <w:p>
       <w:pPr>
         <w:pStyle w:val="Bibliography"/>
@@ -1459,7 +1533,7 @@
       <w:r>
         <w:t xml:space="preserve"> </w:t>
       </w:r>
-      <w:hyperlink r:id="rId37">
+      <w:hyperlink r:id="rId41">
         <w:r>
           <w:rPr>
             <w:rStyle w:val="Hyperlink"/>
@@ -1468,8 +1542,8 @@
         </w:r>
       </w:hyperlink>
     </w:p>
-    <w:bookmarkEnd w:id="38"/>
-    <w:bookmarkStart w:id="40" w:name="ref-brose2006"/>
+    <w:bookmarkEnd w:id="42"/>
+    <w:bookmarkStart w:id="44" w:name="ref-brose2006"/>
     <w:p>
       <w:pPr>
         <w:pStyle w:val="Bibliography"/>
@@ -1506,7 +1580,7 @@
       <w:r>
         <w:t xml:space="preserve">(10), 2411–2417. https://doi.org/</w:t>
       </w:r>
-      <w:hyperlink r:id="rId39">
+      <w:hyperlink r:id="rId43">
         <w:r>
           <w:rPr>
             <w:rStyle w:val="Hyperlink"/>
@@ -1515,8 +1589,8 @@
         </w:r>
       </w:hyperlink>
     </w:p>
-    <w:bookmarkEnd w:id="40"/>
-    <w:bookmarkStart w:id="42" w:name="ref-cohen1990"/>
+    <w:bookmarkEnd w:id="44"/>
+    <w:bookmarkStart w:id="46" w:name="ref-cohen1990"/>
     <w:p>
       <w:pPr>
         <w:pStyle w:val="Bibliography"/>
@@ -1540,7 +1614,7 @@
       <w:r>
         <w:t xml:space="preserve"> </w:t>
       </w:r>
-      <w:hyperlink r:id="rId41">
+      <w:hyperlink r:id="rId45">
         <w:r>
           <w:rPr>
             <w:rStyle w:val="Hyperlink"/>
@@ -1549,8 +1623,8 @@
         </w:r>
       </w:hyperlink>
     </w:p>
-    <w:bookmarkEnd w:id="42"/>
-    <w:bookmarkStart w:id="44" w:name="ref-petchey2008"/>
+    <w:bookmarkEnd w:id="46"/>
+    <w:bookmarkStart w:id="48" w:name="ref-petchey2008"/>
     <w:p>
       <w:pPr>
         <w:pStyle w:val="Bibliography"/>
@@ -1587,7 +1661,7 @@
       <w:r>
         <w:t xml:space="preserve"> </w:t>
       </w:r>
-      <w:hyperlink r:id="rId43">
+      <w:hyperlink r:id="rId47">
         <w:r>
           <w:rPr>
             <w:rStyle w:val="Hyperlink"/>
@@ -1596,8 +1670,8 @@
         </w:r>
       </w:hyperlink>
     </w:p>
-    <w:bookmarkEnd w:id="44"/>
-    <w:bookmarkStart w:id="46" w:name="ref-rohr2010"/>
+    <w:bookmarkEnd w:id="48"/>
+    <w:bookmarkStart w:id="50" w:name="ref-rohr2010"/>
     <w:p>
       <w:pPr>
         <w:pStyle w:val="Bibliography"/>
@@ -1634,7 +1708,7 @@
       <w:r>
         <w:t xml:space="preserve"> </w:t>
       </w:r>
-      <w:hyperlink r:id="rId45">
+      <w:hyperlink r:id="rId49">
         <w:r>
           <w:rPr>
             <w:rStyle w:val="Hyperlink"/>
@@ -1643,8 +1717,8 @@
         </w:r>
       </w:hyperlink>
     </w:p>
-    <w:bookmarkEnd w:id="46"/>
-    <w:bookmarkStart w:id="48" w:name="ref-williams2000"/>
+    <w:bookmarkEnd w:id="50"/>
+    <w:bookmarkStart w:id="52" w:name="ref-williams2000"/>
     <w:p>
       <w:pPr>
         <w:pStyle w:val="Bibliography"/>
@@ -1681,7 +1755,7 @@
       <w:r>
         <w:t xml:space="preserve"> </w:t>
       </w:r>
-      <w:hyperlink r:id="rId47">
+      <w:hyperlink r:id="rId51">
         <w:r>
           <w:rPr>
             <w:rStyle w:val="Hyperlink"/>
@@ -1690,9 +1764,9 @@
         </w:r>
       </w:hyperlink>
     </w:p>
-    <w:bookmarkEnd w:id="48"/>
-    <w:bookmarkEnd w:id="49"/>
-    <w:bookmarkEnd w:id="50"/>
+    <w:bookmarkEnd w:id="52"/>
+    <w:bookmarkEnd w:id="53"/>
+    <w:bookmarkEnd w:id="54"/>
     <w:sectPr>
       <w:footnotePr>
         <w:numRestart w:val="eachSect"/>
